--- a/frontend/public/templates/monthly-template.docx
+++ b/frontend/public/templates/monthly-template.docx
@@ -5,7 +5,7 @@
     <w:p>
       <w:pPr>
         <w:jc w:val="center"/>
-        <w:spacing w:after="200" w:line="276" w:lineRule="auto"/>
+        <w:spacing w:before="120" w:after="120" w:line="240" w:lineRule="auto"/>
       </w:pPr>
       <w:r>
         <w:rPr>
@@ -21,13 +21,13 @@
     </w:p>
     <w:p>
       <w:pPr>
-        <w:spacing w:after="200" w:line="276" w:lineRule="auto"/>
+        <w:spacing w:after="120" w:line="240" w:lineRule="auto"/>
       </w:pPr>
     </w:p>
     <w:p>
       <w:pPr>
         <w:jc w:val="both"/>
-        <w:spacing w:after="200" w:line="276" w:lineRule="auto"/>
+        <w:spacing w:before="120" w:after="120" w:line="240" w:lineRule="auto"/>
       </w:pPr>
       <w:r>
         <w:rPr>
@@ -47,16 +47,36 @@
           <w:sz w:val="24"/>
           <w:szCs w:val="24"/>
         </w:rPr>
-        <w:t xml:space="preserve">{month_upper}</w:t>
-      </w:r>
-      <w:r>
-        <w:rPr>
-          <w:rFonts w:ascii="Arial" w:hAnsi="Arial" w:cs="Arial"/>
-          <w:color w:val="000000"/>
-          <w:sz w:val="24"/>
-          <w:szCs w:val="24"/>
-        </w:rPr>
-        <w:t xml:space="preserve"> {year}, the Municipal Disaster Risk Reduction and Management Office (</w:t>
+        <w:t xml:space="preserve">{month_name}</w:t>
+      </w:r>
+      <w:r>
+        <w:rPr>
+          <w:rFonts w:ascii="Arial" w:hAnsi="Arial" w:cs="Arial"/>
+          <w:color w:val="000000"/>
+          <w:sz w:val="24"/>
+          <w:szCs w:val="24"/>
+        </w:rPr>
+        <w:t xml:space="preserve">,</w:t>
+      </w:r>
+    </w:p>
+    <w:p>
+      <w:pPr>
+        <w:spacing w:after="120" w:line="240" w:lineRule="auto"/>
+      </w:pPr>
+    </w:p>
+    <w:p>
+      <w:pPr>
+        <w:jc w:val="both"/>
+        <w:spacing w:before="120" w:after="120" w:line="240" w:lineRule="auto"/>
+      </w:pPr>
+      <w:r>
+        <w:rPr>
+          <w:rFonts w:ascii="Arial" w:hAnsi="Arial" w:cs="Arial"/>
+          <w:color w:val="000000"/>
+          <w:sz w:val="24"/>
+          <w:szCs w:val="24"/>
+        </w:rPr>
+        <w:t xml:space="preserve">the MDRRMO handled a total of </w:t>
       </w:r>
       <w:r>
         <w:rPr>
@@ -67,17 +87,43 @@
           <w:sz w:val="24"/>
           <w:szCs w:val="24"/>
         </w:rPr>
-        <w:t xml:space="preserve">MDRRMO</w:t>
-      </w:r>
-      <w:r>
-        <w:rPr>
-          <w:rFonts w:ascii="Arial" w:hAnsi="Arial" w:cs="Arial"/>
-          <w:color w:val="000000"/>
-          <w:sz w:val="24"/>
-          <w:szCs w:val="24"/>
-        </w:rPr>
-        <w:t xml:space="preserve">) emergency responders handled a total of </w:t>
-      </w:r>
+        <w:t xml:space="preserve">{total_incidents}</w:t>
+      </w:r>
+      <w:r>
+        <w:rPr>
+          <w:rFonts w:ascii="Arial" w:hAnsi="Arial" w:cs="Arial"/>
+          <w:color w:val="000000"/>
+          <w:sz w:val="24"/>
+          <w:szCs w:val="24"/>
+        </w:rPr>
+        <w:t xml:space="preserve"> incidents.</w:t>
+      </w:r>
+    </w:p>
+    <w:p>
+      <w:pPr>
+        <w:spacing w:after="120" w:line="240" w:lineRule="auto"/>
+      </w:pPr>
+    </w:p>
+    <w:p>
+      <w:pPr>
+        <w:jc w:val="both"/>
+        <w:spacing w:before="120" w:after="120" w:line="240" w:lineRule="auto"/>
+      </w:pPr>
+      <w:r>
+        <w:rPr>
+          <w:rFonts w:ascii="Arial" w:hAnsi="Arial" w:cs="Arial"/>
+          <w:color w:val="000000"/>
+          <w:sz w:val="24"/>
+          <w:szCs w:val="24"/>
+        </w:rPr>
+        <w:t xml:space="preserve">These included</w:t>
+      </w:r>
+    </w:p>
+    <w:p>
+      <w:pPr>
+        <w:jc w:val="both"/>
+        <w:spacing w:before="120" w:after="120" w:line="240" w:lineRule="auto"/>
+      </w:pPr>
       <w:r>
         <w:rPr>
           <w:rFonts w:ascii="Arial" w:hAnsi="Arial" w:cs="Arial"/>
@@ -87,32 +133,23 @@
           <w:sz w:val="24"/>
           <w:szCs w:val="24"/>
         </w:rPr>
-        <w:t xml:space="preserve">{total_word} ({total_num})</w:t>
-      </w:r>
-      <w:r>
-        <w:rPr>
-          <w:rFonts w:ascii="Arial" w:hAnsi="Arial" w:cs="Arial"/>
-          <w:color w:val="000000"/>
-          <w:sz w:val="24"/>
-          <w:szCs w:val="24"/>
-        </w:rPr>
-        <w:t xml:space="preserve"> incident{total_plural}.</w:t>
+        <w:t xml:space="preserve">{trauma_count}</w:t>
+      </w:r>
+      <w:r>
+        <w:rPr>
+          <w:rFonts w:ascii="Arial" w:hAnsi="Arial" w:cs="Arial"/>
+          <w:color w:val="000000"/>
+          <w:sz w:val="24"/>
+          <w:szCs w:val="24"/>
+        </w:rPr>
+        <w:t xml:space="preserve"> Trauma Emergencies,</w:t>
       </w:r>
     </w:p>
     <w:p>
       <w:pPr>
         <w:jc w:val="both"/>
-        <w:spacing w:after="200" w:line="276" w:lineRule="auto"/>
-      </w:pPr>
-      <w:r>
-        <w:rPr>
-          <w:rFonts w:ascii="Arial" w:hAnsi="Arial" w:cs="Arial"/>
-          <w:color w:val="000000"/>
-          <w:sz w:val="24"/>
-          <w:szCs w:val="24"/>
-        </w:rPr>
-        <w:t xml:space="preserve">       These included </w:t>
-      </w:r>
+        <w:spacing w:before="120" w:after="120" w:line="240" w:lineRule="auto"/>
+      </w:pPr>
       <w:r>
         <w:rPr>
           <w:rFonts w:ascii="Arial" w:hAnsi="Arial" w:cs="Arial"/>
@@ -122,16 +159,31 @@
           <w:sz w:val="24"/>
           <w:szCs w:val="24"/>
         </w:rPr>
-        <w:t xml:space="preserve">{trauma_word} ({trauma_num}) Trauma Emergencies</w:t>
-      </w:r>
-      <w:r>
-        <w:rPr>
-          <w:rFonts w:ascii="Arial" w:hAnsi="Arial" w:cs="Arial"/>
-          <w:color w:val="000000"/>
-          <w:sz w:val="24"/>
-          <w:szCs w:val="24"/>
-        </w:rPr>
-        <w:t xml:space="preserve">, </w:t>
+        <w:t xml:space="preserve">{medical_count}</w:t>
+      </w:r>
+      <w:r>
+        <w:rPr>
+          <w:rFonts w:ascii="Arial" w:hAnsi="Arial" w:cs="Arial"/>
+          <w:color w:val="000000"/>
+          <w:sz w:val="24"/>
+          <w:szCs w:val="24"/>
+        </w:rPr>
+        <w:t xml:space="preserve"> Medical Emergencies,</w:t>
+      </w:r>
+    </w:p>
+    <w:p>
+      <w:pPr>
+        <w:jc w:val="both"/>
+        <w:spacing w:before="120" w:after="120" w:line="240" w:lineRule="auto"/>
+      </w:pPr>
+      <w:r>
+        <w:rPr>
+          <w:rFonts w:ascii="Arial" w:hAnsi="Arial" w:cs="Arial"/>
+          <w:color w:val="000000"/>
+          <w:sz w:val="24"/>
+          <w:szCs w:val="24"/>
+        </w:rPr>
+        <w:t xml:space="preserve">and </w:t>
       </w:r>
       <w:r>
         <w:rPr>
@@ -142,61 +194,36 @@
           <w:sz w:val="24"/>
           <w:szCs w:val="24"/>
         </w:rPr>
-        <w:t xml:space="preserve">{medical_word} ({medical_num}) Medical Emergencies</w:t>
-      </w:r>
-      <w:r>
-        <w:rPr>
-          <w:rFonts w:ascii="Arial" w:hAnsi="Arial" w:cs="Arial"/>
-          <w:color w:val="000000"/>
-          <w:sz w:val="24"/>
-          <w:szCs w:val="24"/>
-        </w:rPr>
-        <w:t xml:space="preserve">{extra_types}.</w:t>
-      </w:r>
+        <w:t xml:space="preserve">{medical_conduction_count}</w:t>
+      </w:r>
+      <w:r>
+        <w:rPr>
+          <w:rFonts w:ascii="Arial" w:hAnsi="Arial" w:cs="Arial"/>
+          <w:color w:val="000000"/>
+          <w:sz w:val="24"/>
+          <w:szCs w:val="24"/>
+        </w:rPr>
+        <w:t xml:space="preserve"> Medical Conductions.</w:t>
+      </w:r>
+    </w:p>
+    <w:p>
+      <w:pPr>
+        <w:spacing w:after="120" w:line="240" w:lineRule="auto"/>
+      </w:pPr>
     </w:p>
     <w:p>
       <w:pPr>
         <w:jc w:val="both"/>
-        <w:spacing w:after="200" w:line="276" w:lineRule="auto"/>
-      </w:pPr>
-      <w:r>
-        <w:rPr>
-          <w:rFonts w:ascii="Arial" w:hAnsi="Arial" w:cs="Arial"/>
-          <w:color w:val="000000"/>
-          <w:sz w:val="24"/>
-          <w:szCs w:val="24"/>
-        </w:rPr>
-        <w:t xml:space="preserve">       Most trauma cases involved vehicular accidents and falls resulting in abrasions, lacerations, contusions, swelling, body pain, and possible fractures. Patients were given immediate care management and transported to hospitals for further evaluation and treatment.</w:t>
-      </w:r>
-    </w:p>
-    <w:p>
-      <w:pPr>
-        <w:jc w:val="both"/>
-        <w:spacing w:after="200" w:line="276" w:lineRule="auto"/>
-      </w:pPr>
-      <w:r>
-        <w:rPr>
-          <w:rFonts w:ascii="Arial" w:hAnsi="Arial" w:cs="Arial"/>
-          <w:color w:val="000000"/>
-          <w:sz w:val="24"/>
-          <w:szCs w:val="24"/>
-        </w:rPr>
-        <w:t xml:space="preserve">       Medical emergencies commonly involved dizziness, hypertension, asthma attacks, difficulty of breathing, loss of consciousness, vomiting, body weakness, and other related conditions.</w:t>
-      </w:r>
-    </w:p>
-    <w:p>
-      <w:pPr>
-        <w:jc w:val="both"/>
-        <w:spacing w:after="200" w:line="276" w:lineRule="auto"/>
-      </w:pPr>
-      <w:r>
-        <w:rPr>
-          <w:rFonts w:ascii="Arial" w:hAnsi="Arial" w:cs="Arial"/>
-          <w:color w:val="000000"/>
-          <w:sz w:val="24"/>
-          <w:szCs w:val="24"/>
-        </w:rPr>
-        <w:t xml:space="preserve">       Throughout the month, the four (4) teams of the </w:t>
+        <w:spacing w:before="120" w:after="120" w:line="240" w:lineRule="auto"/>
+      </w:pPr>
+      <w:r>
+        <w:rPr>
+          <w:rFonts w:ascii="Arial" w:hAnsi="Arial" w:cs="Arial"/>
+          <w:color w:val="000000"/>
+          <w:sz w:val="24"/>
+          <w:szCs w:val="24"/>
+        </w:rPr>
+        <w:t xml:space="preserve">Most trauma cases involved </w:t>
       </w:r>
       <w:r>
         <w:rPr>
@@ -207,133 +234,17 @@
           <w:sz w:val="24"/>
           <w:szCs w:val="24"/>
         </w:rPr>
-        <w:t xml:space="preserve">MDRRMO</w:t>
-      </w:r>
-      <w:r>
-        <w:rPr>
-          <w:rFonts w:ascii="Arial" w:hAnsi="Arial" w:cs="Arial"/>
-          <w:color w:val="000000"/>
-          <w:sz w:val="24"/>
-          <w:szCs w:val="24"/>
-        </w:rPr>
-        <w:t xml:space="preserve"> emergency responders, radio operators, and operations personnel diligently and effectively performed their duties in responding to all reported incidents.</w:t>
-      </w:r>
-    </w:p>
-    <w:p>
-      <w:pPr>
-        <w:spacing w:after="200" w:line="276" w:lineRule="auto"/>
-      </w:pPr>
-    </w:p>
-    <w:p>
-      <w:pPr>
-        <w:jc w:val="center"/>
-        <w:spacing w:after="200" w:line="276" w:lineRule="auto"/>
-      </w:pPr>
-      <w:r>
-        <w:rPr>
-          <w:rFonts w:ascii="Arial" w:hAnsi="Arial" w:cs="Arial"/>
-          <w:color w:val="000000"/>
-          <w:sz w:val="24"/>
-          <w:szCs w:val="24"/>
-        </w:rPr>
-        <w:t xml:space="preserve">Prepared by:</w:t>
-      </w:r>
-      <w:r>
-        <w:rPr>
-          <w:rFonts w:ascii="Arial" w:hAnsi="Arial" w:cs="Arial"/>
-          <w:color w:val="000000"/>
-          <w:sz w:val="24"/>
-          <w:szCs w:val="24"/>
-        </w:rPr>
-        <w:tab/>
-      </w:r>
-      <w:r>
-        <w:rPr>
-          <w:rFonts w:ascii="Arial" w:hAnsi="Arial" w:cs="Arial"/>
-          <w:color w:val="000000"/>
-          <w:sz w:val="24"/>
-          <w:szCs w:val="24"/>
-        </w:rPr>
-        <w:tab/>
-      </w:r>
-      <w:r>
-        <w:rPr>
-          <w:rFonts w:ascii="Arial" w:hAnsi="Arial" w:cs="Arial"/>
-          <w:color w:val="000000"/>
-          <w:sz w:val="24"/>
-          <w:szCs w:val="24"/>
-        </w:rPr>
-        <w:tab/>
-      </w:r>
-      <w:r>
-        <w:rPr>
-          <w:rFonts w:ascii="Arial" w:hAnsi="Arial" w:cs="Arial"/>
-          <w:color w:val="000000"/>
-          <w:sz w:val="24"/>
-          <w:szCs w:val="24"/>
-        </w:rPr>
-        <w:tab/>
-      </w:r>
-      <w:r>
-        <w:rPr>
-          <w:rFonts w:ascii="Arial" w:hAnsi="Arial" w:cs="Arial"/>
-          <w:color w:val="000000"/>
-          <w:sz w:val="24"/>
-          <w:szCs w:val="24"/>
-        </w:rPr>
-        <w:t xml:space="preserve">Checked by:</w:t>
-      </w:r>
-      <w:r>
-        <w:rPr>
-          <w:rFonts w:ascii="Arial" w:hAnsi="Arial" w:cs="Arial"/>
-          <w:color w:val="000000"/>
-          <w:sz w:val="24"/>
-          <w:szCs w:val="24"/>
-        </w:rPr>
-        <w:tab/>
-      </w:r>
-      <w:r>
-        <w:rPr>
-          <w:rFonts w:ascii="Arial" w:hAnsi="Arial" w:cs="Arial"/>
-          <w:color w:val="000000"/>
-          <w:sz w:val="24"/>
-          <w:szCs w:val="24"/>
-        </w:rPr>
-        <w:tab/>
-      </w:r>
-      <w:r>
-        <w:rPr>
-          <w:rFonts w:ascii="Arial" w:hAnsi="Arial" w:cs="Arial"/>
-          <w:color w:val="000000"/>
-          <w:sz w:val="24"/>
-          <w:szCs w:val="24"/>
-        </w:rPr>
-        <w:tab/>
-      </w:r>
-      <w:r>
-        <w:rPr>
-          <w:rFonts w:ascii="Arial" w:hAnsi="Arial" w:cs="Arial"/>
-          <w:color w:val="000000"/>
-          <w:sz w:val="24"/>
-          <w:szCs w:val="24"/>
-        </w:rPr>
-        <w:tab/>
-      </w:r>
-      <w:r>
-        <w:rPr>
-          <w:rFonts w:ascii="Arial" w:hAnsi="Arial" w:cs="Arial"/>
-          <w:color w:val="000000"/>
-          <w:sz w:val="24"/>
-          <w:szCs w:val="24"/>
-        </w:rPr>
-        <w:t xml:space="preserve">Noted by:</w:t>
-      </w:r>
-    </w:p>
-    <w:p>
-      <w:pPr>
-        <w:jc w:val="center"/>
-        <w:spacing w:after="200" w:line="276" w:lineRule="auto"/>
-      </w:pPr>
+        <w:t xml:space="preserve">{top_trauma_causes}</w:t>
+      </w:r>
+      <w:r>
+        <w:rPr>
+          <w:rFonts w:ascii="Arial" w:hAnsi="Arial" w:cs="Arial"/>
+          <w:color w:val="000000"/>
+          <w:sz w:val="24"/>
+          <w:szCs w:val="24"/>
+        </w:rPr>
+        <w:t xml:space="preserve">, resulting in </w:t>
+      </w:r>
       <w:r>
         <w:rPr>
           <w:rFonts w:ascii="Arial" w:hAnsi="Arial" w:cs="Arial"/>
@@ -343,26 +254,28 @@
           <w:sz w:val="24"/>
           <w:szCs w:val="24"/>
         </w:rPr>
-        <w:t xml:space="preserve">Rosalinda Espinar</w:t>
-      </w:r>
-      <w:r>
-        <w:rPr>
-          <w:rFonts w:ascii="Arial" w:hAnsi="Arial" w:cs="Arial"/>
-          <w:color w:val="000000"/>
-          <w:sz w:val="24"/>
-          <w:szCs w:val="24"/>
-        </w:rPr>
-        <w:tab/>
-      </w:r>
-      <w:r>
-        <w:rPr>
-          <w:rFonts w:ascii="Arial" w:hAnsi="Arial" w:cs="Arial"/>
-          <w:color w:val="000000"/>
-          <w:sz w:val="24"/>
-          <w:szCs w:val="24"/>
-        </w:rPr>
-        <w:tab/>
-      </w:r>
+        <w:t xml:space="preserve">{common_injuries}</w:t>
+      </w:r>
+      <w:r>
+        <w:rPr>
+          <w:rFonts w:ascii="Arial" w:hAnsi="Arial" w:cs="Arial"/>
+          <w:color w:val="000000"/>
+          <w:sz w:val="24"/>
+          <w:szCs w:val="24"/>
+        </w:rPr>
+        <w:t xml:space="preserve">.</w:t>
+      </w:r>
+    </w:p>
+    <w:p>
+      <w:pPr>
+        <w:spacing w:after="120" w:line="240" w:lineRule="auto"/>
+      </w:pPr>
+    </w:p>
+    <w:p>
+      <w:pPr>
+        <w:jc w:val="both"/>
+        <w:spacing w:before="120" w:after="120" w:line="240" w:lineRule="auto"/>
+      </w:pPr>
       <w:r>
         <w:rPr>
           <w:rFonts w:ascii="Arial" w:hAnsi="Arial" w:cs="Arial"/>
@@ -372,25 +285,16 @@
           <w:sz w:val="24"/>
           <w:szCs w:val="24"/>
         </w:rPr>
-        <w:t xml:space="preserve">Giovanni Marco</w:t>
-      </w:r>
-      <w:r>
-        <w:rPr>
-          <w:rFonts w:ascii="Arial" w:hAnsi="Arial" w:cs="Arial"/>
-          <w:color w:val="000000"/>
-          <w:sz w:val="24"/>
-          <w:szCs w:val="24"/>
-        </w:rPr>
-        <w:tab/>
-      </w:r>
-      <w:r>
-        <w:rPr>
-          <w:rFonts w:ascii="Arial" w:hAnsi="Arial" w:cs="Arial"/>
-          <w:color w:val="000000"/>
-          <w:sz w:val="24"/>
-          <w:szCs w:val="24"/>
-        </w:rPr>
-        <w:tab/>
+        <w:t xml:space="preserve">{dead_count}</w:t>
+      </w:r>
+      <w:r>
+        <w:rPr>
+          <w:rFonts w:ascii="Arial" w:hAnsi="Arial" w:cs="Arial"/>
+          <w:color w:val="000000"/>
+          <w:sz w:val="24"/>
+          <w:szCs w:val="24"/>
+        </w:rPr>
+        <w:t xml:space="preserve"> patients were reported dead on the spot, while </w:t>
       </w:r>
       <w:r>
         <w:rPr>
@@ -401,67 +305,218 @@
           <w:sz w:val="24"/>
           <w:szCs w:val="24"/>
         </w:rPr>
-        <w:t xml:space="preserve">Christian Noel Villanueva</w:t>
-      </w:r>
+        <w:t xml:space="preserve">{transported_count}</w:t>
+      </w:r>
+      <w:r>
+        <w:rPr>
+          <w:rFonts w:ascii="Arial" w:hAnsi="Arial" w:cs="Arial"/>
+          <w:color w:val="000000"/>
+          <w:sz w:val="24"/>
+          <w:szCs w:val="24"/>
+        </w:rPr>
+        <w:t xml:space="preserve"> were transported after receiving proper care, except for </w:t>
+      </w:r>
+      <w:r>
+        <w:rPr>
+          <w:rFonts w:ascii="Arial" w:hAnsi="Arial" w:cs="Arial"/>
+          <w:b/>
+          <w:bCs/>
+          <w:color w:val="000000"/>
+          <w:sz w:val="24"/>
+          <w:szCs w:val="24"/>
+        </w:rPr>
+        <w:t xml:space="preserve">{refused_count}</w:t>
+      </w:r>
+      <w:r>
+        <w:rPr>
+          <w:rFonts w:ascii="Arial" w:hAnsi="Arial" w:cs="Arial"/>
+          <w:color w:val="000000"/>
+          <w:sz w:val="24"/>
+          <w:szCs w:val="24"/>
+        </w:rPr>
+        <w:t xml:space="preserve"> patient who refused transport.</w:t>
+      </w:r>
+    </w:p>
+    <w:p>
+      <w:pPr>
+        <w:spacing w:after="120" w:line="240" w:lineRule="auto"/>
+      </w:pPr>
+    </w:p>
+    <w:p>
+      <w:pPr>
+        <w:jc w:val="both"/>
+        <w:spacing w:before="120" w:after="120" w:line="240" w:lineRule="auto"/>
+      </w:pPr>
+      <w:r>
+        <w:rPr>
+          <w:rFonts w:ascii="Arial" w:hAnsi="Arial" w:cs="Arial"/>
+          <w:color w:val="000000"/>
+          <w:sz w:val="24"/>
+          <w:szCs w:val="24"/>
+        </w:rPr>
+        <w:t xml:space="preserve">Medical emergencies commonly involved </w:t>
+      </w:r>
+    </w:p>
+    <w:p>
+      <w:pPr>
+        <w:jc w:val="both"/>
+        <w:spacing w:before="120" w:after="120" w:line="240" w:lineRule="auto"/>
+      </w:pPr>
+      <w:r>
+        <w:rPr>
+          <w:rFonts w:ascii="Arial" w:hAnsi="Arial" w:cs="Arial"/>
+          <w:b/>
+          <w:bCs/>
+          <w:color w:val="000000"/>
+          <w:sz w:val="24"/>
+          <w:szCs w:val="24"/>
+        </w:rPr>
+        <w:t xml:space="preserve">{top_medical_complaints}</w:t>
+      </w:r>
+      <w:r>
+        <w:rPr>
+          <w:rFonts w:ascii="Arial" w:hAnsi="Arial" w:cs="Arial"/>
+          <w:color w:val="000000"/>
+          <w:sz w:val="24"/>
+          <w:szCs w:val="24"/>
+        </w:rPr>
+        <w:t xml:space="preserve">.</w:t>
+      </w:r>
+    </w:p>
+    <w:p>
+      <w:pPr>
+        <w:spacing w:after="120" w:line="240" w:lineRule="auto"/>
+      </w:pPr>
+    </w:p>
+    <w:p>
+      <w:pPr>
+        <w:jc w:val="both"/>
+        <w:spacing w:before="120" w:after="120" w:line="240" w:lineRule="auto"/>
+      </w:pPr>
+      <w:r>
+        <w:rPr>
+          <w:rFonts w:ascii="Arial" w:hAnsi="Arial" w:cs="Arial"/>
+          <w:color w:val="000000"/>
+          <w:sz w:val="24"/>
+          <w:szCs w:val="24"/>
+        </w:rPr>
+        <w:t xml:space="preserve">Medical conduction cases involved </w:t>
+      </w:r>
+    </w:p>
+    <w:p>
+      <w:pPr>
+        <w:jc w:val="both"/>
+        <w:spacing w:before="120" w:after="120" w:line="240" w:lineRule="auto"/>
+      </w:pPr>
+      <w:r>
+        <w:rPr>
+          <w:rFonts w:ascii="Arial" w:hAnsi="Arial" w:cs="Arial"/>
+          <w:b/>
+          <w:bCs/>
+          <w:color w:val="000000"/>
+          <w:sz w:val="24"/>
+          <w:szCs w:val="24"/>
+        </w:rPr>
+        <w:t xml:space="preserve">{medical_conduction_purposes}</w:t>
+      </w:r>
+      <w:r>
+        <w:rPr>
+          <w:rFonts w:ascii="Arial" w:hAnsi="Arial" w:cs="Arial"/>
+          <w:color w:val="000000"/>
+          <w:sz w:val="24"/>
+          <w:szCs w:val="24"/>
+        </w:rPr>
+        <w:t xml:space="preserve">.</w:t>
+      </w:r>
+    </w:p>
+    <w:p>
+      <w:pPr>
+        <w:spacing w:after="120" w:line="240" w:lineRule="auto"/>
+      </w:pPr>
+    </w:p>
+    <w:p>
+      <w:pPr>
+        <w:jc w:val="both"/>
+        <w:spacing w:before="120" w:after="120" w:line="240" w:lineRule="auto"/>
+      </w:pPr>
+      <w:r>
+        <w:rPr>
+          <w:rFonts w:ascii="Arial" w:hAnsi="Arial" w:cs="Arial"/>
+          <w:color w:val="000000"/>
+          <w:sz w:val="24"/>
+          <w:szCs w:val="24"/>
+        </w:rPr>
+        <w:t xml:space="preserve">Throughout the month, </w:t>
+      </w:r>
+    </w:p>
+    <w:p>
+      <w:pPr>
+        <w:jc w:val="both"/>
+        <w:spacing w:before="120" w:after="120" w:line="240" w:lineRule="auto"/>
+      </w:pPr>
+      <w:r>
+        <w:rPr>
+          <w:rFonts w:ascii="Arial" w:hAnsi="Arial" w:cs="Arial"/>
+          <w:b/>
+          <w:bCs/>
+          <w:color w:val="000000"/>
+          <w:sz w:val="24"/>
+          <w:szCs w:val="24"/>
+        </w:rPr>
+        <w:t xml:space="preserve">{team_count}</w:t>
+      </w:r>
+      <w:r>
+        <w:rPr>
+          <w:rFonts w:ascii="Arial" w:hAnsi="Arial" w:cs="Arial"/>
+          <w:color w:val="000000"/>
+          <w:sz w:val="24"/>
+          <w:szCs w:val="24"/>
+        </w:rPr>
+        <w:t xml:space="preserve"> MDRRMO teams effectively responded to all reported incidents.</w:t>
+      </w:r>
+    </w:p>
+    <w:p>
+      <w:pPr>
+        <w:spacing w:after="120" w:line="240" w:lineRule="auto"/>
+      </w:pPr>
     </w:p>
     <w:p>
       <w:pPr>
         <w:jc w:val="center"/>
-        <w:spacing w:after="200" w:line="276" w:lineRule="auto"/>
-      </w:pPr>
-      <w:r>
-        <w:rPr>
-          <w:rFonts w:ascii="Arial" w:hAnsi="Arial" w:cs="Arial"/>
-          <w:color w:val="000000"/>
-          <w:sz w:val="24"/>
-          <w:szCs w:val="24"/>
-        </w:rPr>
-        <w:t xml:space="preserve">Incident Documentation Staff</w:t>
-      </w:r>
-      <w:r>
-        <w:rPr>
-          <w:rFonts w:ascii="Arial" w:hAnsi="Arial" w:cs="Arial"/>
-          <w:color w:val="000000"/>
-          <w:sz w:val="24"/>
-          <w:szCs w:val="24"/>
-        </w:rPr>
-        <w:tab/>
-      </w:r>
-      <w:r>
-        <w:rPr>
-          <w:rFonts w:ascii="Arial" w:hAnsi="Arial" w:cs="Arial"/>
-          <w:color w:val="000000"/>
-          <w:sz w:val="24"/>
-          <w:szCs w:val="24"/>
-        </w:rPr>
-        <w:t xml:space="preserve">Operations-In-Charge</w:t>
-      </w:r>
-      <w:r>
-        <w:rPr>
-          <w:rFonts w:ascii="Arial" w:hAnsi="Arial" w:cs="Arial"/>
-          <w:color w:val="000000"/>
-          <w:sz w:val="24"/>
-          <w:szCs w:val="24"/>
-        </w:rPr>
-        <w:tab/>
-      </w:r>
-      <w:r>
-        <w:rPr>
-          <w:rFonts w:ascii="Arial" w:hAnsi="Arial" w:cs="Arial"/>
-          <w:color w:val="000000"/>
-          <w:sz w:val="24"/>
-          <w:szCs w:val="24"/>
-        </w:rPr>
-        <w:tab/>
-      </w:r>
-      <w:r>
-        <w:rPr>
-          <w:rFonts w:ascii="Arial" w:hAnsi="Arial" w:cs="Arial"/>
-          <w:color w:val="000000"/>
-          <w:sz w:val="24"/>
-          <w:szCs w:val="24"/>
-        </w:rPr>
-        <w:t xml:space="preserve">MGDH I / L DRRMO</w:t>
+        <w:spacing w:before="240" w:after="240"/>
+      </w:pPr>
+      <w:r>
+        <w:drawing>
+          <wp:inline distT="0" distB="0" distL="0" distR="0">
+            <wp:extent cx="5400000" cy="1800000"/>
+            <wp:docPr id="500" name="Signature Block"/>
+            <a:graphic xmlns:a="http://schemas.openxmlformats.org/drawingml/2006/main">
+              <a:graphicData uri="http://schemas.openxmlformats.org/drawingml/2006/main">
+                <pic:pic xmlns:pic="http://schemas.openxmlformats.org/drawingml/2006/picture">
+                  <pic:nvPicPr>
+                    <pic:cNvPr id="500" name="signature_block.png"/>
+                    <pic:cNvPicPr/>
+                  </pic:nvPicPr>
+                  <pic:blipFill>
+                    <a:blip r:embed="rIdSig"/>
+                    <a:stretch>
+                      <a:fillRect/>
+                    </a:stretch>
+                  </pic:blipFill>
+                  <pic:spPr>
+                    <a:xfrm>
+                      <a:off x="0" y="0"/>
+                      <a:ext cx="5400000" cy="1800000"/>
+                    </a:xfrm>
+                    <a:prstGeom prst="rect">
+                      <a:avLst/>
+                    </a:prstGeom>
+                  </pic:spPr>
+                </pic:pic>
+              </a:graphicData>
+            </a:graphic>
+          </wp:inline>
+        </w:drawing>
       </w:r>
     </w:p>
     <w:sectPr>

--- a/frontend/public/templates/monthly-template.docx
+++ b/frontend/public/templates/monthly-template.docx
@@ -482,41 +482,252 @@
     </w:p>
     <w:p>
       <w:pPr>
+        <w:spacing w:after="120" w:line="240" w:lineRule="auto"/>
+      </w:pPr>
+    </w:p>
+    <w:p>
+      <w:pPr>
         <w:jc w:val="center"/>
-        <w:spacing w:before="240" w:after="240"/>
-      </w:pPr>
-      <w:r>
-        <w:drawing>
-          <wp:inline distT="0" distB="0" distL="0" distR="0">
-            <wp:extent cx="5400000" cy="1800000"/>
-            <wp:docPr id="500" name="Signature Block"/>
-            <a:graphic xmlns:a="http://schemas.openxmlformats.org/drawingml/2006/main">
-              <a:graphicData uri="http://schemas.openxmlformats.org/drawingml/2006/main">
-                <pic:pic xmlns:pic="http://schemas.openxmlformats.org/drawingml/2006/picture">
-                  <pic:nvPicPr>
-                    <pic:cNvPr id="500" name="signature_block.png"/>
-                    <pic:cNvPicPr/>
-                  </pic:nvPicPr>
-                  <pic:blipFill>
-                    <a:blip r:embed="rIdSig"/>
-                    <a:stretch>
-                      <a:fillRect/>
-                    </a:stretch>
-                  </pic:blipFill>
-                  <pic:spPr>
-                    <a:xfrm>
-                      <a:off x="0" y="0"/>
-                      <a:ext cx="5400000" cy="1800000"/>
-                    </a:xfrm>
-                    <a:prstGeom prst="rect">
-                      <a:avLst/>
-                    </a:prstGeom>
-                  </pic:spPr>
-                </pic:pic>
-              </a:graphicData>
-            </a:graphic>
-          </wp:inline>
-        </w:drawing>
+        <w:spacing w:before="120" w:after="120" w:line="240" w:lineRule="auto"/>
+      </w:pPr>
+      <w:r>
+        <w:rPr>
+          <w:rFonts w:ascii="Arial" w:hAnsi="Arial" w:cs="Arial"/>
+          <w:color w:val="000000"/>
+          <w:sz w:val="24"/>
+          <w:szCs w:val="24"/>
+        </w:rPr>
+        <w:t xml:space="preserve">Prepared by:</w:t>
+      </w:r>
+      <w:r>
+        <w:rPr>
+          <w:rFonts w:ascii="Arial" w:hAnsi="Arial" w:cs="Arial"/>
+          <w:color w:val="000000"/>
+          <w:sz w:val="24"/>
+          <w:szCs w:val="24"/>
+        </w:rPr>
+        <w:tab/>
+      </w:r>
+      <w:r>
+        <w:rPr>
+          <w:rFonts w:ascii="Arial" w:hAnsi="Arial" w:cs="Arial"/>
+          <w:color w:val="000000"/>
+          <w:sz w:val="24"/>
+          <w:szCs w:val="24"/>
+        </w:rPr>
+        <w:tab/>
+      </w:r>
+      <w:r>
+        <w:rPr>
+          <w:rFonts w:ascii="Arial" w:hAnsi="Arial" w:cs="Arial"/>
+          <w:color w:val="000000"/>
+          <w:sz w:val="24"/>
+          <w:szCs w:val="24"/>
+        </w:rPr>
+        <w:tab/>
+      </w:r>
+      <w:r>
+        <w:rPr>
+          <w:rFonts w:ascii="Arial" w:hAnsi="Arial" w:cs="Arial"/>
+          <w:color w:val="000000"/>
+          <w:sz w:val="24"/>
+          <w:szCs w:val="24"/>
+        </w:rPr>
+        <w:tab/>
+      </w:r>
+      <w:r>
+        <w:rPr>
+          <w:rFonts w:ascii="Arial" w:hAnsi="Arial" w:cs="Arial"/>
+          <w:color w:val="000000"/>
+          <w:sz w:val="24"/>
+          <w:szCs w:val="24"/>
+        </w:rPr>
+        <w:t xml:space="preserve">Checked by:</w:t>
+      </w:r>
+      <w:r>
+        <w:rPr>
+          <w:rFonts w:ascii="Arial" w:hAnsi="Arial" w:cs="Arial"/>
+          <w:color w:val="000000"/>
+          <w:sz w:val="24"/>
+          <w:szCs w:val="24"/>
+        </w:rPr>
+        <w:tab/>
+      </w:r>
+      <w:r>
+        <w:rPr>
+          <w:rFonts w:ascii="Arial" w:hAnsi="Arial" w:cs="Arial"/>
+          <w:color w:val="000000"/>
+          <w:sz w:val="24"/>
+          <w:szCs w:val="24"/>
+        </w:rPr>
+        <w:tab/>
+      </w:r>
+      <w:r>
+        <w:rPr>
+          <w:rFonts w:ascii="Arial" w:hAnsi="Arial" w:cs="Arial"/>
+          <w:color w:val="000000"/>
+          <w:sz w:val="24"/>
+          <w:szCs w:val="24"/>
+        </w:rPr>
+        <w:tab/>
+      </w:r>
+      <w:r>
+        <w:rPr>
+          <w:rFonts w:ascii="Arial" w:hAnsi="Arial" w:cs="Arial"/>
+          <w:color w:val="000000"/>
+          <w:sz w:val="24"/>
+          <w:szCs w:val="24"/>
+        </w:rPr>
+        <w:tab/>
+      </w:r>
+      <w:r>
+        <w:rPr>
+          <w:rFonts w:ascii="Arial" w:hAnsi="Arial" w:cs="Arial"/>
+          <w:color w:val="000000"/>
+          <w:sz w:val="24"/>
+          <w:szCs w:val="24"/>
+        </w:rPr>
+        <w:t xml:space="preserve">Noted by:</w:t>
+      </w:r>
+    </w:p>
+    <w:p>
+      <w:pPr>
+        <w:spacing w:after="120" w:line="240" w:lineRule="auto"/>
+      </w:pPr>
+    </w:p>
+    <w:p>
+      <w:pPr>
+        <w:jc w:val="center"/>
+        <w:spacing w:before="120" w:after="120" w:line="240" w:lineRule="auto"/>
+      </w:pPr>
+      <w:r>
+        <w:rPr>
+          <w:rFonts w:ascii="Arial" w:hAnsi="Arial" w:cs="Arial"/>
+          <w:b/>
+          <w:bCs/>
+          <w:color w:val="000000"/>
+          <w:sz w:val="24"/>
+          <w:szCs w:val="24"/>
+        </w:rPr>
+        <w:t xml:space="preserve">Rosalinda Espinar</w:t>
+      </w:r>
+      <w:r>
+        <w:rPr>
+          <w:rFonts w:ascii="Arial" w:hAnsi="Arial" w:cs="Arial"/>
+          <w:color w:val="000000"/>
+          <w:sz w:val="24"/>
+          <w:szCs w:val="24"/>
+        </w:rPr>
+        <w:tab/>
+      </w:r>
+      <w:r>
+        <w:rPr>
+          <w:rFonts w:ascii="Arial" w:hAnsi="Arial" w:cs="Arial"/>
+          <w:color w:val="000000"/>
+          <w:sz w:val="24"/>
+          <w:szCs w:val="24"/>
+        </w:rPr>
+        <w:tab/>
+      </w:r>
+      <w:r>
+        <w:rPr>
+          <w:rFonts w:ascii="Arial" w:hAnsi="Arial" w:cs="Arial"/>
+          <w:b/>
+          <w:bCs/>
+          <w:color w:val="000000"/>
+          <w:sz w:val="24"/>
+          <w:szCs w:val="24"/>
+        </w:rPr>
+        <w:t xml:space="preserve">Giovanni Marco</w:t>
+      </w:r>
+      <w:r>
+        <w:rPr>
+          <w:rFonts w:ascii="Arial" w:hAnsi="Arial" w:cs="Arial"/>
+          <w:color w:val="000000"/>
+          <w:sz w:val="24"/>
+          <w:szCs w:val="24"/>
+        </w:rPr>
+        <w:tab/>
+      </w:r>
+      <w:r>
+        <w:rPr>
+          <w:rFonts w:ascii="Arial" w:hAnsi="Arial" w:cs="Arial"/>
+          <w:color w:val="000000"/>
+          <w:sz w:val="24"/>
+          <w:szCs w:val="24"/>
+        </w:rPr>
+        <w:tab/>
+      </w:r>
+      <w:r>
+        <w:rPr>
+          <w:rFonts w:ascii="Arial" w:hAnsi="Arial" w:cs="Arial"/>
+          <w:b/>
+          <w:bCs/>
+          <w:color w:val="000000"/>
+          <w:sz w:val="24"/>
+          <w:szCs w:val="24"/>
+        </w:rPr>
+        <w:t xml:space="preserve">Christian Noel Villanueva</w:t>
+      </w:r>
+    </w:p>
+    <w:p>
+      <w:pPr>
+        <w:jc w:val="center"/>
+        <w:spacing w:before="120" w:after="120" w:line="240" w:lineRule="auto"/>
+      </w:pPr>
+      <w:r>
+        <w:rPr>
+          <w:rFonts w:ascii="Arial" w:hAnsi="Arial" w:cs="Arial"/>
+          <w:color w:val="000000"/>
+          <w:sz w:val="24"/>
+          <w:szCs w:val="24"/>
+        </w:rPr>
+        <w:t xml:space="preserve">Incident Documentation Staff</w:t>
+      </w:r>
+      <w:r>
+        <w:rPr>
+          <w:rFonts w:ascii="Arial" w:hAnsi="Arial" w:cs="Arial"/>
+          <w:color w:val="000000"/>
+          <w:sz w:val="24"/>
+          <w:szCs w:val="24"/>
+        </w:rPr>
+        <w:tab/>
+      </w:r>
+      <w:r>
+        <w:rPr>
+          <w:rFonts w:ascii="Arial" w:hAnsi="Arial" w:cs="Arial"/>
+          <w:color w:val="000000"/>
+          <w:sz w:val="24"/>
+          <w:szCs w:val="24"/>
+        </w:rPr>
+        <w:t xml:space="preserve">Operations-In-Charge</w:t>
+      </w:r>
+      <w:r>
+        <w:rPr>
+          <w:rFonts w:ascii="Arial" w:hAnsi="Arial" w:cs="Arial"/>
+          <w:color w:val="000000"/>
+          <w:sz w:val="24"/>
+          <w:szCs w:val="24"/>
+        </w:rPr>
+        <w:tab/>
+      </w:r>
+      <w:r>
+        <w:rPr>
+          <w:rFonts w:ascii="Arial" w:hAnsi="Arial" w:cs="Arial"/>
+          <w:color w:val="000000"/>
+          <w:sz w:val="24"/>
+          <w:szCs w:val="24"/>
+        </w:rPr>
+        <w:tab/>
+      </w:r>
+      <w:r>
+        <w:rPr>
+          <w:rFonts w:ascii="Arial" w:hAnsi="Arial" w:cs="Arial"/>
+          <w:color w:val="000000"/>
+          <w:sz w:val="24"/>
+          <w:szCs w:val="24"/>
+        </w:rPr>
+        <w:t xml:space="preserve">MGDH I – LDRRMO</w:t>
       </w:r>
     </w:p>
     <w:sectPr>

--- a/frontend/public/templates/monthly-template.docx
+++ b/frontend/public/templates/monthly-template.docx
@@ -21,13 +21,13 @@
     </w:p>
     <w:p>
       <w:pPr>
-        <w:spacing w:after="120" w:line="240" w:lineRule="auto"/>
+        <w:spacing w:after="100" w:line="240" w:lineRule="auto"/>
       </w:pPr>
     </w:p>
     <w:p>
       <w:pPr>
         <w:jc w:val="both"/>
-        <w:spacing w:before="120" w:after="120" w:line="240" w:lineRule="auto"/>
+        <w:spacing w:before="100" w:after="100" w:line="240" w:lineRule="auto"/>
       </w:pPr>
       <w:r>
         <w:rPr>
@@ -61,13 +61,13 @@
     </w:p>
     <w:p>
       <w:pPr>
-        <w:spacing w:after="120" w:line="240" w:lineRule="auto"/>
+        <w:spacing w:after="100" w:line="240" w:lineRule="auto"/>
       </w:pPr>
     </w:p>
     <w:p>
       <w:pPr>
         <w:jc w:val="both"/>
-        <w:spacing w:before="120" w:after="120" w:line="240" w:lineRule="auto"/>
+        <w:spacing w:before="100" w:after="100" w:line="240" w:lineRule="auto"/>
       </w:pPr>
       <w:r>
         <w:rPr>
@@ -101,13 +101,13 @@
     </w:p>
     <w:p>
       <w:pPr>
-        <w:spacing w:after="120" w:line="240" w:lineRule="auto"/>
+        <w:spacing w:after="100" w:line="240" w:lineRule="auto"/>
       </w:pPr>
     </w:p>
     <w:p>
       <w:pPr>
         <w:jc w:val="both"/>
-        <w:spacing w:before="120" w:after="120" w:line="240" w:lineRule="auto"/>
+        <w:spacing w:before="100" w:after="100" w:line="240" w:lineRule="auto"/>
       </w:pPr>
       <w:r>
         <w:rPr>
@@ -122,7 +122,7 @@
     <w:p>
       <w:pPr>
         <w:jc w:val="both"/>
-        <w:spacing w:before="120" w:after="120" w:line="240" w:lineRule="auto"/>
+        <w:spacing w:before="100" w:after="100" w:line="240" w:lineRule="auto"/>
       </w:pPr>
       <w:r>
         <w:rPr>
@@ -148,7 +148,7 @@
     <w:p>
       <w:pPr>
         <w:jc w:val="both"/>
-        <w:spacing w:before="120" w:after="120" w:line="240" w:lineRule="auto"/>
+        <w:spacing w:before="100" w:after="100" w:line="240" w:lineRule="auto"/>
       </w:pPr>
       <w:r>
         <w:rPr>
@@ -174,7 +174,7 @@
     <w:p>
       <w:pPr>
         <w:jc w:val="both"/>
-        <w:spacing w:before="120" w:after="120" w:line="240" w:lineRule="auto"/>
+        <w:spacing w:before="100" w:after="100" w:line="240" w:lineRule="auto"/>
       </w:pPr>
       <w:r>
         <w:rPr>
@@ -208,13 +208,13 @@
     </w:p>
     <w:p>
       <w:pPr>
-        <w:spacing w:after="120" w:line="240" w:lineRule="auto"/>
+        <w:spacing w:after="100" w:line="240" w:lineRule="auto"/>
       </w:pPr>
     </w:p>
     <w:p>
       <w:pPr>
         <w:jc w:val="both"/>
-        <w:spacing w:before="120" w:after="120" w:line="240" w:lineRule="auto"/>
+        <w:spacing w:before="100" w:after="100" w:line="240" w:lineRule="auto"/>
       </w:pPr>
       <w:r>
         <w:rPr>
@@ -268,13 +268,13 @@
     </w:p>
     <w:p>
       <w:pPr>
-        <w:spacing w:after="120" w:line="240" w:lineRule="auto"/>
+        <w:spacing w:after="100" w:line="240" w:lineRule="auto"/>
       </w:pPr>
     </w:p>
     <w:p>
       <w:pPr>
         <w:jc w:val="both"/>
-        <w:spacing w:before="120" w:after="120" w:line="240" w:lineRule="auto"/>
+        <w:spacing w:before="100" w:after="100" w:line="240" w:lineRule="auto"/>
       </w:pPr>
       <w:r>
         <w:rPr>
@@ -339,13 +339,13 @@
     </w:p>
     <w:p>
       <w:pPr>
-        <w:spacing w:after="120" w:line="240" w:lineRule="auto"/>
+        <w:spacing w:after="100" w:line="240" w:lineRule="auto"/>
       </w:pPr>
     </w:p>
     <w:p>
       <w:pPr>
         <w:jc w:val="both"/>
-        <w:spacing w:before="120" w:after="120" w:line="240" w:lineRule="auto"/>
+        <w:spacing w:before="100" w:after="100" w:line="240" w:lineRule="auto"/>
       </w:pPr>
       <w:r>
         <w:rPr>
@@ -360,7 +360,7 @@
     <w:p>
       <w:pPr>
         <w:jc w:val="both"/>
-        <w:spacing w:before="120" w:after="120" w:line="240" w:lineRule="auto"/>
+        <w:spacing w:before="100" w:after="100" w:line="240" w:lineRule="auto"/>
       </w:pPr>
       <w:r>
         <w:rPr>
@@ -385,13 +385,13 @@
     </w:p>
     <w:p>
       <w:pPr>
-        <w:spacing w:after="120" w:line="240" w:lineRule="auto"/>
+        <w:spacing w:after="100" w:line="240" w:lineRule="auto"/>
       </w:pPr>
     </w:p>
     <w:p>
       <w:pPr>
         <w:jc w:val="both"/>
-        <w:spacing w:before="120" w:after="120" w:line="240" w:lineRule="auto"/>
+        <w:spacing w:before="100" w:after="100" w:line="240" w:lineRule="auto"/>
       </w:pPr>
       <w:r>
         <w:rPr>
@@ -406,7 +406,7 @@
     <w:p>
       <w:pPr>
         <w:jc w:val="both"/>
-        <w:spacing w:before="120" w:after="120" w:line="240" w:lineRule="auto"/>
+        <w:spacing w:before="100" w:after="100" w:line="240" w:lineRule="auto"/>
       </w:pPr>
       <w:r>
         <w:rPr>
@@ -431,13 +431,13 @@
     </w:p>
     <w:p>
       <w:pPr>
-        <w:spacing w:after="120" w:line="240" w:lineRule="auto"/>
+        <w:spacing w:after="100" w:line="240" w:lineRule="auto"/>
       </w:pPr>
     </w:p>
     <w:p>
       <w:pPr>
         <w:jc w:val="both"/>
-        <w:spacing w:before="120" w:after="120" w:line="240" w:lineRule="auto"/>
+        <w:spacing w:before="100" w:after="100" w:line="240" w:lineRule="auto"/>
       </w:pPr>
       <w:r>
         <w:rPr>
@@ -452,7 +452,7 @@
     <w:p>
       <w:pPr>
         <w:jc w:val="both"/>
-        <w:spacing w:before="120" w:after="120" w:line="240" w:lineRule="auto"/>
+        <w:spacing w:before="100" w:after="100" w:line="240" w:lineRule="auto"/>
       </w:pPr>
       <w:r>
         <w:rPr>
@@ -477,257 +477,46 @@
     </w:p>
     <w:p>
       <w:pPr>
-        <w:spacing w:after="120" w:line="240" w:lineRule="auto"/>
-      </w:pPr>
-    </w:p>
-    <w:p>
-      <w:pPr>
-        <w:spacing w:after="120" w:line="240" w:lineRule="auto"/>
+        <w:spacing w:after="100" w:line="240" w:lineRule="auto"/>
       </w:pPr>
     </w:p>
     <w:p>
       <w:pPr>
         <w:jc w:val="center"/>
-        <w:spacing w:before="120" w:after="120" w:line="240" w:lineRule="auto"/>
-      </w:pPr>
-      <w:r>
-        <w:rPr>
-          <w:rFonts w:ascii="Arial" w:hAnsi="Arial" w:cs="Arial"/>
-          <w:color w:val="000000"/>
-          <w:sz w:val="24"/>
-          <w:szCs w:val="24"/>
-        </w:rPr>
-        <w:t xml:space="preserve">Prepared by:</w:t>
-      </w:r>
-      <w:r>
-        <w:rPr>
-          <w:rFonts w:ascii="Arial" w:hAnsi="Arial" w:cs="Arial"/>
-          <w:color w:val="000000"/>
-          <w:sz w:val="24"/>
-          <w:szCs w:val="24"/>
-        </w:rPr>
-        <w:tab/>
-      </w:r>
-      <w:r>
-        <w:rPr>
-          <w:rFonts w:ascii="Arial" w:hAnsi="Arial" w:cs="Arial"/>
-          <w:color w:val="000000"/>
-          <w:sz w:val="24"/>
-          <w:szCs w:val="24"/>
-        </w:rPr>
-        <w:tab/>
-      </w:r>
-      <w:r>
-        <w:rPr>
-          <w:rFonts w:ascii="Arial" w:hAnsi="Arial" w:cs="Arial"/>
-          <w:color w:val="000000"/>
-          <w:sz w:val="24"/>
-          <w:szCs w:val="24"/>
-        </w:rPr>
-        <w:tab/>
-      </w:r>
-      <w:r>
-        <w:rPr>
-          <w:rFonts w:ascii="Arial" w:hAnsi="Arial" w:cs="Arial"/>
-          <w:color w:val="000000"/>
-          <w:sz w:val="24"/>
-          <w:szCs w:val="24"/>
-        </w:rPr>
-        <w:tab/>
-      </w:r>
-      <w:r>
-        <w:rPr>
-          <w:rFonts w:ascii="Arial" w:hAnsi="Arial" w:cs="Arial"/>
-          <w:color w:val="000000"/>
-          <w:sz w:val="24"/>
-          <w:szCs w:val="24"/>
-        </w:rPr>
-        <w:t xml:space="preserve">Checked by:</w:t>
-      </w:r>
-      <w:r>
-        <w:rPr>
-          <w:rFonts w:ascii="Arial" w:hAnsi="Arial" w:cs="Arial"/>
-          <w:color w:val="000000"/>
-          <w:sz w:val="24"/>
-          <w:szCs w:val="24"/>
-        </w:rPr>
-        <w:tab/>
-      </w:r>
-      <w:r>
-        <w:rPr>
-          <w:rFonts w:ascii="Arial" w:hAnsi="Arial" w:cs="Arial"/>
-          <w:color w:val="000000"/>
-          <w:sz w:val="24"/>
-          <w:szCs w:val="24"/>
-        </w:rPr>
-        <w:tab/>
-      </w:r>
-      <w:r>
-        <w:rPr>
-          <w:rFonts w:ascii="Arial" w:hAnsi="Arial" w:cs="Arial"/>
-          <w:color w:val="000000"/>
-          <w:sz w:val="24"/>
-          <w:szCs w:val="24"/>
-        </w:rPr>
-        <w:tab/>
-      </w:r>
-      <w:r>
-        <w:rPr>
-          <w:rFonts w:ascii="Arial" w:hAnsi="Arial" w:cs="Arial"/>
-          <w:color w:val="000000"/>
-          <w:sz w:val="24"/>
-          <w:szCs w:val="24"/>
-        </w:rPr>
-        <w:tab/>
-      </w:r>
-      <w:r>
-        <w:rPr>
-          <w:rFonts w:ascii="Arial" w:hAnsi="Arial" w:cs="Arial"/>
-          <w:color w:val="000000"/>
-          <w:sz w:val="24"/>
-          <w:szCs w:val="24"/>
-        </w:rPr>
-        <w:t xml:space="preserve">Noted by:</w:t>
-      </w:r>
-    </w:p>
-    <w:p>
-      <w:pPr>
-        <w:spacing w:after="120" w:line="240" w:lineRule="auto"/>
-      </w:pPr>
-    </w:p>
-    <w:p>
-      <w:pPr>
-        <w:jc w:val="center"/>
-        <w:spacing w:before="120" w:after="120" w:line="240" w:lineRule="auto"/>
-      </w:pPr>
-      <w:r>
-        <w:rPr>
-          <w:rFonts w:ascii="Arial" w:hAnsi="Arial" w:cs="Arial"/>
-          <w:b/>
-          <w:bCs/>
-          <w:color w:val="000000"/>
-          <w:sz w:val="24"/>
-          <w:szCs w:val="24"/>
-        </w:rPr>
-        <w:t xml:space="preserve">Rosalinda Espinar</w:t>
-      </w:r>
-      <w:r>
-        <w:rPr>
-          <w:rFonts w:ascii="Arial" w:hAnsi="Arial" w:cs="Arial"/>
-          <w:color w:val="000000"/>
-          <w:sz w:val="24"/>
-          <w:szCs w:val="24"/>
-        </w:rPr>
-        <w:tab/>
-      </w:r>
-      <w:r>
-        <w:rPr>
-          <w:rFonts w:ascii="Arial" w:hAnsi="Arial" w:cs="Arial"/>
-          <w:color w:val="000000"/>
-          <w:sz w:val="24"/>
-          <w:szCs w:val="24"/>
-        </w:rPr>
-        <w:tab/>
-      </w:r>
-      <w:r>
-        <w:rPr>
-          <w:rFonts w:ascii="Arial" w:hAnsi="Arial" w:cs="Arial"/>
-          <w:b/>
-          <w:bCs/>
-          <w:color w:val="000000"/>
-          <w:sz w:val="24"/>
-          <w:szCs w:val="24"/>
-        </w:rPr>
-        <w:t xml:space="preserve">Giovanni Marco</w:t>
-      </w:r>
-      <w:r>
-        <w:rPr>
-          <w:rFonts w:ascii="Arial" w:hAnsi="Arial" w:cs="Arial"/>
-          <w:color w:val="000000"/>
-          <w:sz w:val="24"/>
-          <w:szCs w:val="24"/>
-        </w:rPr>
-        <w:tab/>
-      </w:r>
-      <w:r>
-        <w:rPr>
-          <w:rFonts w:ascii="Arial" w:hAnsi="Arial" w:cs="Arial"/>
-          <w:color w:val="000000"/>
-          <w:sz w:val="24"/>
-          <w:szCs w:val="24"/>
-        </w:rPr>
-        <w:tab/>
-      </w:r>
-      <w:r>
-        <w:rPr>
-          <w:rFonts w:ascii="Arial" w:hAnsi="Arial" w:cs="Arial"/>
-          <w:b/>
-          <w:bCs/>
-          <w:color w:val="000000"/>
-          <w:sz w:val="24"/>
-          <w:szCs w:val="24"/>
-        </w:rPr>
-        <w:t xml:space="preserve">Christian Noel Villanueva</w:t>
-      </w:r>
-    </w:p>
-    <w:p>
-      <w:pPr>
-        <w:jc w:val="center"/>
-        <w:spacing w:before="120" w:after="120" w:line="240" w:lineRule="auto"/>
-      </w:pPr>
-      <w:r>
-        <w:rPr>
-          <w:rFonts w:ascii="Arial" w:hAnsi="Arial" w:cs="Arial"/>
-          <w:color w:val="000000"/>
-          <w:sz w:val="24"/>
-          <w:szCs w:val="24"/>
-        </w:rPr>
-        <w:t xml:space="preserve">Incident Documentation Staff</w:t>
-      </w:r>
-      <w:r>
-        <w:rPr>
-          <w:rFonts w:ascii="Arial" w:hAnsi="Arial" w:cs="Arial"/>
-          <w:color w:val="000000"/>
-          <w:sz w:val="24"/>
-          <w:szCs w:val="24"/>
-        </w:rPr>
-        <w:tab/>
-      </w:r>
-      <w:r>
-        <w:rPr>
-          <w:rFonts w:ascii="Arial" w:hAnsi="Arial" w:cs="Arial"/>
-          <w:color w:val="000000"/>
-          <w:sz w:val="24"/>
-          <w:szCs w:val="24"/>
-        </w:rPr>
-        <w:t xml:space="preserve">Operations-In-Charge</w:t>
-      </w:r>
-      <w:r>
-        <w:rPr>
-          <w:rFonts w:ascii="Arial" w:hAnsi="Arial" w:cs="Arial"/>
-          <w:color w:val="000000"/>
-          <w:sz w:val="24"/>
-          <w:szCs w:val="24"/>
-        </w:rPr>
-        <w:tab/>
-      </w:r>
-      <w:r>
-        <w:rPr>
-          <w:rFonts w:ascii="Arial" w:hAnsi="Arial" w:cs="Arial"/>
-          <w:color w:val="000000"/>
-          <w:sz w:val="24"/>
-          <w:szCs w:val="24"/>
-        </w:rPr>
-        <w:tab/>
-      </w:r>
-      <w:r>
-        <w:rPr>
-          <w:rFonts w:ascii="Arial" w:hAnsi="Arial" w:cs="Arial"/>
-          <w:color w:val="000000"/>
-          <w:sz w:val="24"/>
-          <w:szCs w:val="24"/>
-        </w:rPr>
-        <w:t xml:space="preserve">MGDH I – LDRRMO</w:t>
+        <w:spacing w:before="240" w:after="240"/>
+      </w:pPr>
+      <w:r>
+        <w:drawing>
+          <wp:inline distT="0" distB="0" distL="0" distR="0">
+            <wp:extent cx="5400000" cy="1800000"/>
+            <wp:docPr id="500" name="Signature Block"/>
+            <a:graphic xmlns:a="http://schemas.openxmlformats.org/drawingml/2006/main">
+              <a:graphicData uri="http://schemas.openxmlformats.org/drawingml/2006/main">
+                <pic:pic xmlns:pic="http://schemas.openxmlformats.org/drawingml/2006/picture">
+                  <pic:nvPicPr>
+                    <pic:cNvPr id="500" name="signature_block.png"/>
+                    <pic:cNvPicPr/>
+                  </pic:nvPicPr>
+                  <pic:blipFill>
+                    <a:blip r:embed="rIdSig"/>
+                    <a:stretch>
+                      <a:fillRect/>
+                    </a:stretch>
+                  </pic:blipFill>
+                  <pic:spPr>
+                    <a:xfrm>
+                      <a:off x="0" y="0"/>
+                      <a:ext cx="5400000" cy="1800000"/>
+                    </a:xfrm>
+                    <a:prstGeom prst="rect">
+                      <a:avLst/>
+                    </a:prstGeom>
+                  </pic:spPr>
+                </pic:pic>
+              </a:graphicData>
+            </a:graphic>
+          </wp:inline>
+        </w:drawing>
       </w:r>
     </w:p>
     <w:sectPr>

--- a/frontend/public/templates/monthly-template.docx
+++ b/frontend/public/templates/monthly-template.docx
@@ -487,14 +487,14 @@
       </w:pPr>
       <w:r>
         <w:drawing>
-          <wp:inline distT="0" distB="0" distL="0" distR="0">
+          <wp:inline xmlns:wp="http://schemas.openxmlformats.org/drawingml/2006/wordprocessingDrawing" xmlns:a="http://schemas.openxmlformats.org/drawingml/2006/main" xmlns:pic="http://schemas.openxmlformats.org/drawingml/2006/picture" xmlns:r="http://schemas.openxmlformats.org/officeDocument/2006/relationships" distT="0" distB="0" distL="0" distR="0">
             <wp:extent cx="5400000" cy="1800000"/>
-            <wp:docPr id="500" name="Signature Block"/>
-            <a:graphic xmlns:a="http://schemas.openxmlformats.org/drawingml/2006/main">
+            <wp:docPr id="1003" name="Signature Block 1003"/>
+            <a:graphic>
               <a:graphicData uri="http://schemas.openxmlformats.org/drawingml/2006/main">
-                <pic:pic xmlns:pic="http://schemas.openxmlformats.org/drawingml/2006/picture">
+                <pic:pic>
                   <pic:nvPicPr>
-                    <pic:cNvPr id="500" name="signature_block.png"/>
+                    <pic:cNvPr id="1003" name="signature_block.png"/>
                     <pic:cNvPicPr/>
                   </pic:nvPicPr>
                   <pic:blipFill>

--- a/frontend/public/templates/monthly-template.docx
+++ b/frontend/public/templates/monthly-template.docx
@@ -1,6 +1,6 @@
 
 <file path=word/document.xml><?xml version="1.0" encoding="utf-8"?>
-<w:document xmlns:wpc="http://schemas.microsoft.com/office/word/2010/wordprocessingCanvas" xmlns:cx="http://schemas.microsoft.com/office/drawing/2014/chartex" xmlns:cx1="http://schemas.microsoft.com/office/drawing/2015/9/8/chartex" xmlns:cx2="http://schemas.microsoft.com/office/drawing/2015/10/21/chartex" xmlns:cx3="http://schemas.microsoft.com/office/drawing/2016/5/9/chartex" xmlns:cx4="http://schemas.microsoft.com/office/drawing/2016/5/10/chartex" xmlns:cx5="http://schemas.microsoft.com/office/drawing/2016/5/11/chartex" xmlns:cx6="http://schemas.microsoft.com/office/drawing/2016/5/12/chartex" xmlns:cx7="http://schemas.microsoft.com/office/drawing/2016/5/13/chartex" xmlns:cx8="http://schemas.microsoft.com/office/drawing/2016/5/14/chartex" xmlns:mc="http://schemas.openxmlformats.org/markup-compatibility/2006" xmlns:aink="http://schemas.microsoft.com/office/drawing/2016/ink" xmlns:am3d="http://schemas.microsoft.com/office/drawing/2017/model3d" xmlns:o="urn:schemas-microsoft-com:office:office" xmlns:r="http://schemas.openxmlformats.org/officeDocument/2006/relationships" xmlns:m="http://schemas.openxmlformats.org/officeDocument/2006/math" xmlns:v="urn:schemas-microsoft-com:vml" xmlns:wp14="http://schemas.microsoft.com/office/word/2010/wordprocessingDrawing" xmlns:wp="http://schemas.openxmlformats.org/drawingml/2006/wordprocessingDrawing" xmlns:w10="urn:schemas-microsoft-com:office:word" xmlns:w="http://schemas.openxmlformats.org/wordprocessingml/2006/main" xmlns:w14="http://schemas.microsoft.com/office/word/2010/wordml" xmlns:w15="http://schemas.microsoft.com/office/word/2012/wordml" xmlns:w16cex="http://schemas.microsoft.com/office/word/2018/wordml/cex" xmlns:w16cid="http://schemas.microsoft.com/office/word/2016/wordml/cid" xmlns:w16="http://schemas.microsoft.com/office/word/2018/wordml" xmlns:w16sdtdh="http://schemas.microsoft.com/office/word/2020/wordml/sdtdatahash" xmlns:w16se="http://schemas.microsoft.com/office/word/2015/wordml/symex" xmlns:wpg="http://schemas.microsoft.com/office/word/2010/wordprocessingGroup" xmlns:wpi="http://schemas.microsoft.com/office/word/2010/wordprocessingInk" xmlns:wne="http://schemas.microsoft.com/office/word/2006/wordml" xmlns:wps="http://schemas.microsoft.com/office/word/2010/wordprocessingShape" mc:Ignorable="w14 w15 w16se w16cid w16 w16cex w16sdtdh wp14">
+<w:document xmlns:pic="http://schemas.openxmlformats.org/drawingml/2006/picture" xmlns:a="http://schemas.openxmlformats.org/drawingml/2006/main" xmlns:wpc="http://schemas.microsoft.com/office/word/2010/wordprocessingCanvas" xmlns:cx="http://schemas.microsoft.com/office/drawing/2014/chartex" xmlns:cx1="http://schemas.microsoft.com/office/drawing/2015/9/8/chartex" xmlns:cx2="http://schemas.microsoft.com/office/drawing/2015/10/21/chartex" xmlns:cx3="http://schemas.microsoft.com/office/drawing/2016/5/9/chartex" xmlns:cx4="http://schemas.microsoft.com/office/drawing/2016/5/10/chartex" xmlns:cx5="http://schemas.microsoft.com/office/drawing/2016/5/11/chartex" xmlns:cx6="http://schemas.microsoft.com/office/drawing/2016/5/12/chartex" xmlns:cx7="http://schemas.microsoft.com/office/drawing/2016/5/13/chartex" xmlns:cx8="http://schemas.microsoft.com/office/drawing/2016/5/14/chartex" xmlns:mc="http://schemas.openxmlformats.org/markup-compatibility/2006" xmlns:aink="http://schemas.microsoft.com/office/drawing/2016/ink" xmlns:am3d="http://schemas.microsoft.com/office/drawing/2017/model3d" xmlns:o="urn:schemas-microsoft-com:office:office" xmlns:r="http://schemas.openxmlformats.org/officeDocument/2006/relationships" xmlns:m="http://schemas.openxmlformats.org/officeDocument/2006/math" xmlns:v="urn:schemas-microsoft-com:vml" xmlns:wp14="http://schemas.microsoft.com/office/word/2010/wordprocessingDrawing" xmlns:wp="http://schemas.openxmlformats.org/drawingml/2006/wordprocessingDrawing" xmlns:w10="urn:schemas-microsoft-com:office:word" xmlns:w="http://schemas.openxmlformats.org/wordprocessingml/2006/main" xmlns:w14="http://schemas.microsoft.com/office/word/2010/wordml" xmlns:w15="http://schemas.microsoft.com/office/word/2012/wordml" xmlns:w16cex="http://schemas.microsoft.com/office/word/2018/wordml/cex" xmlns:w16cid="http://schemas.microsoft.com/office/word/2016/wordml/cid" xmlns:w16="http://schemas.microsoft.com/office/word/2018/wordml" xmlns:w16sdtdh="http://schemas.microsoft.com/office/word/2020/wordml/sdtdatahash" xmlns:w16se="http://schemas.microsoft.com/office/word/2015/wordml/symex" xmlns:wpg="http://schemas.microsoft.com/office/word/2010/wordprocessingGroup" xmlns:wpi="http://schemas.microsoft.com/office/word/2010/wordprocessingInk" xmlns:wne="http://schemas.microsoft.com/office/word/2006/wordml" xmlns:wps="http://schemas.microsoft.com/office/word/2010/wordprocessingShape" mc:Ignorable="w14 w15 w16se w16cid w16 w16cex w16sdtdh wp14">
   <w:body>
     <w:p>
       <w:pPr>

--- a/frontend/public/templates/monthly-template.docx
+++ b/frontend/public/templates/monthly-template.docx
@@ -1,6 +1,6 @@
 
 <file path=word/document.xml><?xml version="1.0" encoding="utf-8"?>
-<w:document xmlns:pic="http://schemas.openxmlformats.org/drawingml/2006/picture" xmlns:a="http://schemas.openxmlformats.org/drawingml/2006/main" xmlns:wpc="http://schemas.microsoft.com/office/word/2010/wordprocessingCanvas" xmlns:cx="http://schemas.microsoft.com/office/drawing/2014/chartex" xmlns:cx1="http://schemas.microsoft.com/office/drawing/2015/9/8/chartex" xmlns:cx2="http://schemas.microsoft.com/office/drawing/2015/10/21/chartex" xmlns:cx3="http://schemas.microsoft.com/office/drawing/2016/5/9/chartex" xmlns:cx4="http://schemas.microsoft.com/office/drawing/2016/5/10/chartex" xmlns:cx5="http://schemas.microsoft.com/office/drawing/2016/5/11/chartex" xmlns:cx6="http://schemas.microsoft.com/office/drawing/2016/5/12/chartex" xmlns:cx7="http://schemas.microsoft.com/office/drawing/2016/5/13/chartex" xmlns:cx8="http://schemas.microsoft.com/office/drawing/2016/5/14/chartex" xmlns:mc="http://schemas.openxmlformats.org/markup-compatibility/2006" xmlns:aink="http://schemas.microsoft.com/office/drawing/2016/ink" xmlns:am3d="http://schemas.microsoft.com/office/drawing/2017/model3d" xmlns:o="urn:schemas-microsoft-com:office:office" xmlns:r="http://schemas.openxmlformats.org/officeDocument/2006/relationships" xmlns:m="http://schemas.openxmlformats.org/officeDocument/2006/math" xmlns:v="urn:schemas-microsoft-com:vml" xmlns:wp14="http://schemas.microsoft.com/office/word/2010/wordprocessingDrawing" xmlns:wp="http://schemas.openxmlformats.org/drawingml/2006/wordprocessingDrawing" xmlns:w10="urn:schemas-microsoft-com:office:word" xmlns:w="http://schemas.openxmlformats.org/wordprocessingml/2006/main" xmlns:w14="http://schemas.microsoft.com/office/word/2010/wordml" xmlns:w15="http://schemas.microsoft.com/office/word/2012/wordml" xmlns:w16cex="http://schemas.microsoft.com/office/word/2018/wordml/cex" xmlns:w16cid="http://schemas.microsoft.com/office/word/2016/wordml/cid" xmlns:w16="http://schemas.microsoft.com/office/word/2018/wordml" xmlns:w16sdtdh="http://schemas.microsoft.com/office/word/2020/wordml/sdtdatahash" xmlns:w16se="http://schemas.microsoft.com/office/word/2015/wordml/symex" xmlns:wpg="http://schemas.microsoft.com/office/word/2010/wordprocessingGroup" xmlns:wpi="http://schemas.microsoft.com/office/word/2010/wordprocessingInk" xmlns:wne="http://schemas.microsoft.com/office/word/2006/wordml" xmlns:wps="http://schemas.microsoft.com/office/word/2010/wordprocessingShape" mc:Ignorable="w14 w15 w16se w16cid w16 w16cex w16sdtdh wp14">
+<w:document xmlns:wpc="http://schemas.microsoft.com/office/word/2010/wordprocessingCanvas" xmlns:cx="http://schemas.microsoft.com/office/drawing/2014/chartex" xmlns:cx1="http://schemas.microsoft.com/office/drawing/2015/9/8/chartex" xmlns:cx2="http://schemas.microsoft.com/office/drawing/2015/10/21/chartex" xmlns:cx3="http://schemas.microsoft.com/office/drawing/2016/5/9/chartex" xmlns:cx4="http://schemas.microsoft.com/office/drawing/2016/5/10/chartex" xmlns:cx5="http://schemas.microsoft.com/office/drawing/2016/5/11/chartex" xmlns:cx6="http://schemas.microsoft.com/office/drawing/2016/5/12/chartex" xmlns:cx7="http://schemas.microsoft.com/office/drawing/2016/5/13/chartex" xmlns:cx8="http://schemas.microsoft.com/office/drawing/2016/5/14/chartex" xmlns:mc="http://schemas.openxmlformats.org/markup-compatibility/2006" xmlns:aink="http://schemas.microsoft.com/office/drawing/2016/ink" xmlns:am3d="http://schemas.microsoft.com/office/drawing/2017/model3d" xmlns:o="urn:schemas-microsoft-com:office:office" xmlns:r="http://schemas.openxmlformats.org/officeDocument/2006/relationships" xmlns:m="http://schemas.openxmlformats.org/officeDocument/2006/math" xmlns:v="urn:schemas-microsoft-com:vml" xmlns:wp14="http://schemas.microsoft.com/office/word/2010/wordprocessingDrawing" xmlns:wp="http://schemas.openxmlformats.org/drawingml/2006/wordprocessingDrawing" xmlns:w10="urn:schemas-microsoft-com:office:word" xmlns:w="http://schemas.openxmlformats.org/wordprocessingml/2006/main" xmlns:w14="http://schemas.microsoft.com/office/word/2010/wordml" xmlns:w15="http://schemas.microsoft.com/office/word/2012/wordml" xmlns:w16cex="http://schemas.microsoft.com/office/word/2018/wordml/cex" xmlns:w16cid="http://schemas.microsoft.com/office/word/2016/wordml/cid" xmlns:w16="http://schemas.microsoft.com/office/word/2018/wordml" xmlns:w16sdtdh="http://schemas.microsoft.com/office/word/2020/wordml/sdtdatahash" xmlns:w16se="http://schemas.microsoft.com/office/word/2015/wordml/symex" xmlns:wpg="http://schemas.microsoft.com/office/word/2010/wordprocessingGroup" xmlns:wpi="http://schemas.microsoft.com/office/word/2010/wordprocessingInk" xmlns:wne="http://schemas.microsoft.com/office/word/2006/wordml" xmlns:wps="http://schemas.microsoft.com/office/word/2010/wordprocessingShape" mc:Ignorable="w14 w15 w16se w16cid w16 w16cex w16sdtdh wp14">
   <w:body>
     <w:p>
       <w:pPr>
@@ -21,13 +21,13 @@
     </w:p>
     <w:p>
       <w:pPr>
-        <w:spacing w:after="100" w:line="240" w:lineRule="auto"/>
+        <w:spacing w:after="120" w:line="240" w:lineRule="auto"/>
       </w:pPr>
     </w:p>
     <w:p>
       <w:pPr>
         <w:jc w:val="both"/>
-        <w:spacing w:before="100" w:after="100" w:line="240" w:lineRule="auto"/>
+        <w:spacing w:before="120" w:after="120" w:line="240" w:lineRule="auto"/>
       </w:pPr>
       <w:r>
         <w:rPr>
@@ -61,13 +61,13 @@
     </w:p>
     <w:p>
       <w:pPr>
-        <w:spacing w:after="100" w:line="240" w:lineRule="auto"/>
+        <w:spacing w:after="120" w:line="240" w:lineRule="auto"/>
       </w:pPr>
     </w:p>
     <w:p>
       <w:pPr>
         <w:jc w:val="both"/>
-        <w:spacing w:before="100" w:after="100" w:line="240" w:lineRule="auto"/>
+        <w:spacing w:before="120" w:after="120" w:line="240" w:lineRule="auto"/>
       </w:pPr>
       <w:r>
         <w:rPr>
@@ -101,13 +101,13 @@
     </w:p>
     <w:p>
       <w:pPr>
-        <w:spacing w:after="100" w:line="240" w:lineRule="auto"/>
+        <w:spacing w:after="120" w:line="240" w:lineRule="auto"/>
       </w:pPr>
     </w:p>
     <w:p>
       <w:pPr>
         <w:jc w:val="both"/>
-        <w:spacing w:before="100" w:after="100" w:line="240" w:lineRule="auto"/>
+        <w:spacing w:before="120" w:after="120" w:line="240" w:lineRule="auto"/>
       </w:pPr>
       <w:r>
         <w:rPr>
@@ -122,7 +122,7 @@
     <w:p>
       <w:pPr>
         <w:jc w:val="both"/>
-        <w:spacing w:before="100" w:after="100" w:line="240" w:lineRule="auto"/>
+        <w:spacing w:before="120" w:after="120" w:line="240" w:lineRule="auto"/>
       </w:pPr>
       <w:r>
         <w:rPr>
@@ -148,7 +148,7 @@
     <w:p>
       <w:pPr>
         <w:jc w:val="both"/>
-        <w:spacing w:before="100" w:after="100" w:line="240" w:lineRule="auto"/>
+        <w:spacing w:before="120" w:after="120" w:line="240" w:lineRule="auto"/>
       </w:pPr>
       <w:r>
         <w:rPr>
@@ -174,7 +174,7 @@
     <w:p>
       <w:pPr>
         <w:jc w:val="both"/>
-        <w:spacing w:before="100" w:after="100" w:line="240" w:lineRule="auto"/>
+        <w:spacing w:before="120" w:after="120" w:line="240" w:lineRule="auto"/>
       </w:pPr>
       <w:r>
         <w:rPr>
@@ -208,13 +208,13 @@
     </w:p>
     <w:p>
       <w:pPr>
-        <w:spacing w:after="100" w:line="240" w:lineRule="auto"/>
+        <w:spacing w:after="120" w:line="240" w:lineRule="auto"/>
       </w:pPr>
     </w:p>
     <w:p>
       <w:pPr>
         <w:jc w:val="both"/>
-        <w:spacing w:before="100" w:after="100" w:line="240" w:lineRule="auto"/>
+        <w:spacing w:before="120" w:after="120" w:line="240" w:lineRule="auto"/>
       </w:pPr>
       <w:r>
         <w:rPr>
@@ -268,13 +268,13 @@
     </w:p>
     <w:p>
       <w:pPr>
-        <w:spacing w:after="100" w:line="240" w:lineRule="auto"/>
+        <w:spacing w:after="120" w:line="240" w:lineRule="auto"/>
       </w:pPr>
     </w:p>
     <w:p>
       <w:pPr>
         <w:jc w:val="both"/>
-        <w:spacing w:before="100" w:after="100" w:line="240" w:lineRule="auto"/>
+        <w:spacing w:before="120" w:after="120" w:line="240" w:lineRule="auto"/>
       </w:pPr>
       <w:r>
         <w:rPr>
@@ -339,13 +339,13 @@
     </w:p>
     <w:p>
       <w:pPr>
-        <w:spacing w:after="100" w:line="240" w:lineRule="auto"/>
+        <w:spacing w:after="120" w:line="240" w:lineRule="auto"/>
       </w:pPr>
     </w:p>
     <w:p>
       <w:pPr>
         <w:jc w:val="both"/>
-        <w:spacing w:before="100" w:after="100" w:line="240" w:lineRule="auto"/>
+        <w:spacing w:before="120" w:after="120" w:line="240" w:lineRule="auto"/>
       </w:pPr>
       <w:r>
         <w:rPr>
@@ -360,7 +360,7 @@
     <w:p>
       <w:pPr>
         <w:jc w:val="both"/>
-        <w:spacing w:before="100" w:after="100" w:line="240" w:lineRule="auto"/>
+        <w:spacing w:before="120" w:after="120" w:line="240" w:lineRule="auto"/>
       </w:pPr>
       <w:r>
         <w:rPr>
@@ -385,13 +385,13 @@
     </w:p>
     <w:p>
       <w:pPr>
-        <w:spacing w:after="100" w:line="240" w:lineRule="auto"/>
+        <w:spacing w:after="120" w:line="240" w:lineRule="auto"/>
       </w:pPr>
     </w:p>
     <w:p>
       <w:pPr>
         <w:jc w:val="both"/>
-        <w:spacing w:before="100" w:after="100" w:line="240" w:lineRule="auto"/>
+        <w:spacing w:before="120" w:after="120" w:line="240" w:lineRule="auto"/>
       </w:pPr>
       <w:r>
         <w:rPr>
@@ -406,7 +406,7 @@
     <w:p>
       <w:pPr>
         <w:jc w:val="both"/>
-        <w:spacing w:before="100" w:after="100" w:line="240" w:lineRule="auto"/>
+        <w:spacing w:before="120" w:after="120" w:line="240" w:lineRule="auto"/>
       </w:pPr>
       <w:r>
         <w:rPr>
@@ -431,13 +431,13 @@
     </w:p>
     <w:p>
       <w:pPr>
-        <w:spacing w:after="100" w:line="240" w:lineRule="auto"/>
+        <w:spacing w:after="120" w:line="240" w:lineRule="auto"/>
       </w:pPr>
     </w:p>
     <w:p>
       <w:pPr>
         <w:jc w:val="both"/>
-        <w:spacing w:before="100" w:after="100" w:line="240" w:lineRule="auto"/>
+        <w:spacing w:before="120" w:after="120" w:line="240" w:lineRule="auto"/>
       </w:pPr>
       <w:r>
         <w:rPr>
@@ -452,7 +452,7 @@
     <w:p>
       <w:pPr>
         <w:jc w:val="both"/>
-        <w:spacing w:before="100" w:after="100" w:line="240" w:lineRule="auto"/>
+        <w:spacing w:before="120" w:after="120" w:line="240" w:lineRule="auto"/>
       </w:pPr>
       <w:r>
         <w:rPr>
@@ -477,46 +477,239 @@
     </w:p>
     <w:p>
       <w:pPr>
-        <w:spacing w:after="100" w:line="240" w:lineRule="auto"/>
+        <w:spacing w:after="120" w:line="240" w:lineRule="auto"/>
+      </w:pPr>
+    </w:p>
+    <w:p>
+      <w:pPr>
+        <w:spacing w:after="120" w:line="240" w:lineRule="auto"/>
       </w:pPr>
     </w:p>
     <w:p>
       <w:pPr>
         <w:jc w:val="center"/>
-        <w:spacing w:before="240" w:after="240"/>
-      </w:pPr>
-      <w:r>
-        <w:drawing>
-          <wp:inline xmlns:wp="http://schemas.openxmlformats.org/drawingml/2006/wordprocessingDrawing" xmlns:a="http://schemas.openxmlformats.org/drawingml/2006/main" xmlns:pic="http://schemas.openxmlformats.org/drawingml/2006/picture" xmlns:r="http://schemas.openxmlformats.org/officeDocument/2006/relationships" distT="0" distB="0" distL="0" distR="0">
-            <wp:extent cx="5400000" cy="1800000"/>
-            <wp:docPr id="1003" name="Signature Block 1003"/>
-            <a:graphic>
-              <a:graphicData uri="http://schemas.openxmlformats.org/drawingml/2006/main">
-                <pic:pic>
-                  <pic:nvPicPr>
-                    <pic:cNvPr id="1003" name="signature_block.png"/>
-                    <pic:cNvPicPr/>
-                  </pic:nvPicPr>
-                  <pic:blipFill>
-                    <a:blip r:embed="rIdSig"/>
-                    <a:stretch>
-                      <a:fillRect/>
-                    </a:stretch>
-                  </pic:blipFill>
-                  <pic:spPr>
-                    <a:xfrm>
-                      <a:off x="0" y="0"/>
-                      <a:ext cx="5400000" cy="1800000"/>
-                    </a:xfrm>
-                    <a:prstGeom prst="rect">
-                      <a:avLst/>
-                    </a:prstGeom>
-                  </pic:spPr>
-                </pic:pic>
-              </a:graphicData>
-            </a:graphic>
-          </wp:inline>
-        </w:drawing>
+        <w:spacing w:before="120" w:after="120" w:line="240" w:lineRule="auto"/>
+      </w:pPr>
+      <w:r>
+        <w:rPr>
+          <w:rFonts w:ascii="Arial" w:hAnsi="Arial" w:cs="Arial"/>
+          <w:color w:val="000000"/>
+          <w:sz w:val="24"/>
+          <w:szCs w:val="24"/>
+        </w:rPr>
+        <w:t xml:space="preserve">Prepared by:</w:t>
+      </w:r>
+      <w:r>
+        <w:rPr>
+          <w:rFonts w:ascii="Arial" w:hAnsi="Arial" w:cs="Arial"/>
+          <w:color w:val="000000"/>
+          <w:sz w:val="24"/>
+          <w:szCs w:val="24"/>
+        </w:rPr>
+        <w:tab/>
+      </w:r>
+      <w:r>
+        <w:rPr>
+          <w:rFonts w:ascii="Arial" w:hAnsi="Arial" w:cs="Arial"/>
+          <w:color w:val="000000"/>
+          <w:sz w:val="24"/>
+          <w:szCs w:val="24"/>
+        </w:rPr>
+        <w:tab/>
+      </w:r>
+      <w:r>
+        <w:rPr>
+          <w:rFonts w:ascii="Arial" w:hAnsi="Arial" w:cs="Arial"/>
+          <w:color w:val="000000"/>
+          <w:sz w:val="24"/>
+          <w:szCs w:val="24"/>
+        </w:rPr>
+        <w:tab/>
+      </w:r>
+      <w:r>
+        <w:rPr>
+          <w:rFonts w:ascii="Arial" w:hAnsi="Arial" w:cs="Arial"/>
+          <w:color w:val="000000"/>
+          <w:sz w:val="24"/>
+          <w:szCs w:val="24"/>
+        </w:rPr>
+        <w:t xml:space="preserve">Checked by:</w:t>
+      </w:r>
+      <w:r>
+        <w:rPr>
+          <w:rFonts w:ascii="Arial" w:hAnsi="Arial" w:cs="Arial"/>
+          <w:color w:val="000000"/>
+          <w:sz w:val="24"/>
+          <w:szCs w:val="24"/>
+        </w:rPr>
+        <w:tab/>
+      </w:r>
+      <w:r>
+        <w:rPr>
+          <w:rFonts w:ascii="Arial" w:hAnsi="Arial" w:cs="Arial"/>
+          <w:color w:val="000000"/>
+          <w:sz w:val="24"/>
+          <w:szCs w:val="24"/>
+        </w:rPr>
+        <w:tab/>
+      </w:r>
+      <w:r>
+        <w:rPr>
+          <w:rFonts w:ascii="Arial" w:hAnsi="Arial" w:cs="Arial"/>
+          <w:color w:val="000000"/>
+          <w:sz w:val="24"/>
+          <w:szCs w:val="24"/>
+        </w:rPr>
+        <w:tab/>
+      </w:r>
+      <w:r>
+        <w:rPr>
+          <w:rFonts w:ascii="Arial" w:hAnsi="Arial" w:cs="Arial"/>
+          <w:color w:val="000000"/>
+          <w:sz w:val="24"/>
+          <w:szCs w:val="24"/>
+        </w:rPr>
+        <w:t xml:space="preserve">Noted by:</w:t>
+      </w:r>
+    </w:p>
+    <w:p>
+      <w:pPr>
+        <w:spacing w:after="120" w:line="240" w:lineRule="auto"/>
+      </w:pPr>
+    </w:p>
+    <w:p>
+      <w:pPr>
+        <w:jc w:val="center"/>
+        <w:spacing w:before="120" w:after="120" w:line="240" w:lineRule="auto"/>
+      </w:pPr>
+      <w:r>
+        <w:rPr>
+          <w:rFonts w:ascii="Arial" w:hAnsi="Arial" w:cs="Arial"/>
+          <w:b/>
+          <w:bCs/>
+          <w:color w:val="000000"/>
+          <w:sz w:val="24"/>
+          <w:szCs w:val="24"/>
+        </w:rPr>
+        <w:t xml:space="preserve">Rosalinda Espinar</w:t>
+      </w:r>
+      <w:r>
+        <w:rPr>
+          <w:rFonts w:ascii="Arial" w:hAnsi="Arial" w:cs="Arial"/>
+          <w:color w:val="000000"/>
+          <w:sz w:val="24"/>
+          <w:szCs w:val="24"/>
+        </w:rPr>
+        <w:tab/>
+      </w:r>
+      <w:r>
+        <w:rPr>
+          <w:rFonts w:ascii="Arial" w:hAnsi="Arial" w:cs="Arial"/>
+          <w:color w:val="000000"/>
+          <w:sz w:val="24"/>
+          <w:szCs w:val="24"/>
+        </w:rPr>
+        <w:tab/>
+      </w:r>
+      <w:r>
+        <w:rPr>
+          <w:rFonts w:ascii="Arial" w:hAnsi="Arial" w:cs="Arial"/>
+          <w:b/>
+          <w:bCs/>
+          <w:color w:val="000000"/>
+          <w:sz w:val="24"/>
+          <w:szCs w:val="24"/>
+        </w:rPr>
+        <w:t xml:space="preserve">Giovanni Marco</w:t>
+      </w:r>
+      <w:r>
+        <w:rPr>
+          <w:rFonts w:ascii="Arial" w:hAnsi="Arial" w:cs="Arial"/>
+          <w:color w:val="000000"/>
+          <w:sz w:val="24"/>
+          <w:szCs w:val="24"/>
+        </w:rPr>
+        <w:tab/>
+      </w:r>
+      <w:r>
+        <w:rPr>
+          <w:rFonts w:ascii="Arial" w:hAnsi="Arial" w:cs="Arial"/>
+          <w:color w:val="000000"/>
+          <w:sz w:val="24"/>
+          <w:szCs w:val="24"/>
+        </w:rPr>
+        <w:tab/>
+      </w:r>
+      <w:r>
+        <w:rPr>
+          <w:rFonts w:ascii="Arial" w:hAnsi="Arial" w:cs="Arial"/>
+          <w:b/>
+          <w:bCs/>
+          <w:color w:val="000000"/>
+          <w:sz w:val="24"/>
+          <w:szCs w:val="24"/>
+        </w:rPr>
+        <w:t xml:space="preserve">Christian Noel Villanueva</w:t>
+      </w:r>
+    </w:p>
+    <w:p>
+      <w:pPr>
+        <w:jc w:val="center"/>
+        <w:spacing w:before="120" w:after="120" w:line="240" w:lineRule="auto"/>
+      </w:pPr>
+      <w:r>
+        <w:rPr>
+          <w:rFonts w:ascii="Arial" w:hAnsi="Arial" w:cs="Arial"/>
+          <w:color w:val="000000"/>
+          <w:sz w:val="24"/>
+          <w:szCs w:val="24"/>
+        </w:rPr>
+        <w:t xml:space="preserve">Incident Documentation Staff</w:t>
+      </w:r>
+      <w:r>
+        <w:rPr>
+          <w:rFonts w:ascii="Arial" w:hAnsi="Arial" w:cs="Arial"/>
+          <w:color w:val="000000"/>
+          <w:sz w:val="24"/>
+          <w:szCs w:val="24"/>
+        </w:rPr>
+        <w:tab/>
+      </w:r>
+      <w:r>
+        <w:rPr>
+          <w:rFonts w:ascii="Arial" w:hAnsi="Arial" w:cs="Arial"/>
+          <w:color w:val="000000"/>
+          <w:sz w:val="24"/>
+          <w:szCs w:val="24"/>
+        </w:rPr>
+        <w:t xml:space="preserve">Operations-In-Charge</w:t>
+      </w:r>
+      <w:r>
+        <w:rPr>
+          <w:rFonts w:ascii="Arial" w:hAnsi="Arial" w:cs="Arial"/>
+          <w:color w:val="000000"/>
+          <w:sz w:val="24"/>
+          <w:szCs w:val="24"/>
+        </w:rPr>
+        <w:tab/>
+      </w:r>
+      <w:r>
+        <w:rPr>
+          <w:rFonts w:ascii="Arial" w:hAnsi="Arial" w:cs="Arial"/>
+          <w:color w:val="000000"/>
+          <w:sz w:val="24"/>
+          <w:szCs w:val="24"/>
+        </w:rPr>
+        <w:tab/>
+      </w:r>
+      <w:r>
+        <w:rPr>
+          <w:rFonts w:ascii="Arial" w:hAnsi="Arial" w:cs="Arial"/>
+          <w:color w:val="000000"/>
+          <w:sz w:val="24"/>
+          <w:szCs w:val="24"/>
+        </w:rPr>
+        <w:t xml:space="preserve">MGDH I – LDRRMO</w:t>
       </w:r>
     </w:p>
     <w:sectPr>

--- a/frontend/public/templates/monthly-template.docx
+++ b/frontend/public/templates/monthly-template.docx
@@ -480,237 +480,228 @@
         <w:spacing w:after="120" w:line="240" w:lineRule="auto"/>
       </w:pPr>
     </w:p>
+    <w:tbl>
+      <w:tblPr>
+        <w:tblW w:w="9360" w:type="dxa"/>
+        <w:tblBorders>
+          <w:top w:val="none"/>
+          <w:left w:val="none"/>
+          <w:bottom w:val="none"/>
+          <w:right w:val="none"/>
+          <w:insideH w:val="none"/>
+          <w:insideV w:val="none"/>
+        </w:tblBorders>
+      </w:tblPr>
+      <w:tr>
+        <w:tc>
+          <w:tcPr>
+            <w:tcW w:w="3120" w:type="dxa"/>
+          </w:tcPr>
+          <w:p>
+            <w:pPr>
+              <w:jc w:val="center"/>
+              <w:spacing w:before="120" w:after="120" w:line="240" w:lineRule="auto"/>
+            </w:pPr>
+            <w:r>
+              <w:rPr>
+                <w:rFonts w:ascii="Arial" w:hAnsi="Arial" w:cs="Arial"/>
+                <w:color w:val="000000"/>
+                <w:sz w:val="24"/>
+                <w:szCs w:val="24"/>
+              </w:rPr>
+              <w:t xml:space="preserve">Prepared by:</w:t>
+            </w:r>
+          </w:p>
+        </w:tc>
+        <w:tc>
+          <w:tcPr>
+            <w:tcW w:w="3120" w:type="dxa"/>
+          </w:tcPr>
+          <w:p>
+            <w:pPr>
+              <w:jc w:val="center"/>
+              <w:spacing w:before="120" w:after="120" w:line="240" w:lineRule="auto"/>
+            </w:pPr>
+            <w:r>
+              <w:rPr>
+                <w:rFonts w:ascii="Arial" w:hAnsi="Arial" w:cs="Arial"/>
+                <w:color w:val="000000"/>
+                <w:sz w:val="24"/>
+                <w:szCs w:val="24"/>
+              </w:rPr>
+              <w:t xml:space="preserve">Checked by:</w:t>
+            </w:r>
+          </w:p>
+        </w:tc>
+        <w:tc>
+          <w:tcPr>
+            <w:tcW w:w="3120" w:type="dxa"/>
+          </w:tcPr>
+          <w:p>
+            <w:pPr>
+              <w:jc w:val="center"/>
+              <w:spacing w:before="120" w:after="120" w:line="240" w:lineRule="auto"/>
+            </w:pPr>
+            <w:r>
+              <w:rPr>
+                <w:rFonts w:ascii="Arial" w:hAnsi="Arial" w:cs="Arial"/>
+                <w:color w:val="000000"/>
+                <w:sz w:val="24"/>
+                <w:szCs w:val="24"/>
+              </w:rPr>
+              <w:t xml:space="preserve">Noted by:</w:t>
+            </w:r>
+          </w:p>
+        </w:tc>
+      </w:tr>
+      <w:tr>
+        <w:tc>
+          <w:tcPr>
+            <w:tcW w:w="3120" w:type="dxa"/>
+          </w:tcPr>
+          <w:p>
+            <w:pPr>
+              <w:spacing w:after="120" w:line="240" w:lineRule="auto"/>
+            </w:pPr>
+          </w:p>
+          <w:p>
+            <w:pPr>
+              <w:spacing w:after="120" w:line="240" w:lineRule="auto"/>
+            </w:pPr>
+          </w:p>
+          <w:p>
+            <w:pPr>
+              <w:jc w:val="center"/>
+              <w:spacing w:before="120" w:after="120" w:line="240" w:lineRule="auto"/>
+            </w:pPr>
+            <w:r>
+              <w:rPr>
+                <w:rFonts w:ascii="Arial" w:hAnsi="Arial" w:cs="Arial"/>
+                <w:b/>
+                <w:bCs/>
+                <w:color w:val="000000"/>
+                <w:sz w:val="24"/>
+                <w:szCs w:val="24"/>
+              </w:rPr>
+              <w:t xml:space="preserve">Rosalinda Espinar</w:t>
+            </w:r>
+          </w:p>
+          <w:p>
+            <w:pPr>
+              <w:jc w:val="center"/>
+              <w:spacing w:before="120" w:after="120" w:line="240" w:lineRule="auto"/>
+            </w:pPr>
+            <w:r>
+              <w:rPr>
+                <w:rFonts w:ascii="Arial" w:hAnsi="Arial" w:cs="Arial"/>
+                <w:color w:val="000000"/>
+                <w:sz w:val="24"/>
+                <w:szCs w:val="24"/>
+              </w:rPr>
+              <w:t xml:space="preserve">Incident Documentation Staff</w:t>
+            </w:r>
+          </w:p>
+        </w:tc>
+        <w:tc>
+          <w:tcPr>
+            <w:tcW w:w="3120" w:type="dxa"/>
+          </w:tcPr>
+          <w:p>
+            <w:pPr>
+              <w:spacing w:after="120" w:line="240" w:lineRule="auto"/>
+            </w:pPr>
+          </w:p>
+          <w:p>
+            <w:pPr>
+              <w:spacing w:after="120" w:line="240" w:lineRule="auto"/>
+            </w:pPr>
+          </w:p>
+          <w:p>
+            <w:pPr>
+              <w:jc w:val="center"/>
+              <w:spacing w:before="120" w:after="120" w:line="240" w:lineRule="auto"/>
+            </w:pPr>
+            <w:r>
+              <w:rPr>
+                <w:rFonts w:ascii="Arial" w:hAnsi="Arial" w:cs="Arial"/>
+                <w:b/>
+                <w:bCs/>
+                <w:color w:val="000000"/>
+                <w:sz w:val="24"/>
+                <w:szCs w:val="24"/>
+              </w:rPr>
+              <w:t xml:space="preserve">Giovanni Marco</w:t>
+            </w:r>
+          </w:p>
+          <w:p>
+            <w:pPr>
+              <w:jc w:val="center"/>
+              <w:spacing w:before="120" w:after="120" w:line="240" w:lineRule="auto"/>
+            </w:pPr>
+            <w:r>
+              <w:rPr>
+                <w:rFonts w:ascii="Arial" w:hAnsi="Arial" w:cs="Arial"/>
+                <w:color w:val="000000"/>
+                <w:sz w:val="24"/>
+                <w:szCs w:val="24"/>
+              </w:rPr>
+              <w:t xml:space="preserve">Operations-In-Charge</w:t>
+            </w:r>
+          </w:p>
+        </w:tc>
+        <w:tc>
+          <w:tcPr>
+            <w:tcW w:w="3120" w:type="dxa"/>
+          </w:tcPr>
+          <w:p>
+            <w:pPr>
+              <w:spacing w:after="120" w:line="240" w:lineRule="auto"/>
+            </w:pPr>
+          </w:p>
+          <w:p>
+            <w:pPr>
+              <w:spacing w:after="120" w:line="240" w:lineRule="auto"/>
+            </w:pPr>
+          </w:p>
+          <w:p>
+            <w:pPr>
+              <w:jc w:val="center"/>
+              <w:spacing w:before="120" w:after="120" w:line="240" w:lineRule="auto"/>
+            </w:pPr>
+            <w:r>
+              <w:rPr>
+                <w:rFonts w:ascii="Arial" w:hAnsi="Arial" w:cs="Arial"/>
+                <w:b/>
+                <w:bCs/>
+                <w:color w:val="000000"/>
+                <w:sz w:val="24"/>
+                <w:szCs w:val="24"/>
+              </w:rPr>
+              <w:t xml:space="preserve">Christian Noel Villanueva</w:t>
+            </w:r>
+          </w:p>
+          <w:p>
+            <w:pPr>
+              <w:jc w:val="center"/>
+              <w:spacing w:before="120" w:after="120" w:line="240" w:lineRule="auto"/>
+            </w:pPr>
+            <w:r>
+              <w:rPr>
+                <w:rFonts w:ascii="Arial" w:hAnsi="Arial" w:cs="Arial"/>
+                <w:color w:val="000000"/>
+                <w:sz w:val="24"/>
+                <w:szCs w:val="24"/>
+              </w:rPr>
+              <w:t xml:space="preserve">MGDH I – LDRRMO</w:t>
+            </w:r>
+          </w:p>
+        </w:tc>
+      </w:tr>
+    </w:tbl>
     <w:p>
       <w:pPr>
         <w:spacing w:after="120" w:line="240" w:lineRule="auto"/>
       </w:pPr>
-    </w:p>
-    <w:p>
-      <w:pPr>
-        <w:jc w:val="center"/>
-        <w:spacing w:before="120" w:after="120" w:line="240" w:lineRule="auto"/>
-      </w:pPr>
-      <w:r>
-        <w:rPr>
-          <w:rFonts w:ascii="Arial" w:hAnsi="Arial" w:cs="Arial"/>
-          <w:color w:val="000000"/>
-          <w:sz w:val="24"/>
-          <w:szCs w:val="24"/>
-        </w:rPr>
-        <w:t xml:space="preserve">Prepared by:</w:t>
-      </w:r>
-      <w:r>
-        <w:rPr>
-          <w:rFonts w:ascii="Arial" w:hAnsi="Arial" w:cs="Arial"/>
-          <w:color w:val="000000"/>
-          <w:sz w:val="24"/>
-          <w:szCs w:val="24"/>
-        </w:rPr>
-        <w:tab/>
-      </w:r>
-      <w:r>
-        <w:rPr>
-          <w:rFonts w:ascii="Arial" w:hAnsi="Arial" w:cs="Arial"/>
-          <w:color w:val="000000"/>
-          <w:sz w:val="24"/>
-          <w:szCs w:val="24"/>
-        </w:rPr>
-        <w:tab/>
-      </w:r>
-      <w:r>
-        <w:rPr>
-          <w:rFonts w:ascii="Arial" w:hAnsi="Arial" w:cs="Arial"/>
-          <w:color w:val="000000"/>
-          <w:sz w:val="24"/>
-          <w:szCs w:val="24"/>
-        </w:rPr>
-        <w:tab/>
-      </w:r>
-      <w:r>
-        <w:rPr>
-          <w:rFonts w:ascii="Arial" w:hAnsi="Arial" w:cs="Arial"/>
-          <w:color w:val="000000"/>
-          <w:sz w:val="24"/>
-          <w:szCs w:val="24"/>
-        </w:rPr>
-        <w:t xml:space="preserve">Checked by:</w:t>
-      </w:r>
-      <w:r>
-        <w:rPr>
-          <w:rFonts w:ascii="Arial" w:hAnsi="Arial" w:cs="Arial"/>
-          <w:color w:val="000000"/>
-          <w:sz w:val="24"/>
-          <w:szCs w:val="24"/>
-        </w:rPr>
-        <w:tab/>
-      </w:r>
-      <w:r>
-        <w:rPr>
-          <w:rFonts w:ascii="Arial" w:hAnsi="Arial" w:cs="Arial"/>
-          <w:color w:val="000000"/>
-          <w:sz w:val="24"/>
-          <w:szCs w:val="24"/>
-        </w:rPr>
-        <w:tab/>
-      </w:r>
-      <w:r>
-        <w:rPr>
-          <w:rFonts w:ascii="Arial" w:hAnsi="Arial" w:cs="Arial"/>
-          <w:color w:val="000000"/>
-          <w:sz w:val="24"/>
-          <w:szCs w:val="24"/>
-        </w:rPr>
-        <w:tab/>
-      </w:r>
-      <w:r>
-        <w:rPr>
-          <w:rFonts w:ascii="Arial" w:hAnsi="Arial" w:cs="Arial"/>
-          <w:color w:val="000000"/>
-          <w:sz w:val="24"/>
-          <w:szCs w:val="24"/>
-        </w:rPr>
-        <w:t xml:space="preserve">Noted by:</w:t>
-      </w:r>
-    </w:p>
-    <w:p>
-      <w:pPr>
-        <w:spacing w:after="120" w:line="240" w:lineRule="auto"/>
-      </w:pPr>
-    </w:p>
-    <w:p>
-      <w:pPr>
-        <w:jc w:val="center"/>
-        <w:spacing w:before="120" w:after="120" w:line="240" w:lineRule="auto"/>
-      </w:pPr>
-      <w:r>
-        <w:rPr>
-          <w:rFonts w:ascii="Arial" w:hAnsi="Arial" w:cs="Arial"/>
-          <w:b/>
-          <w:bCs/>
-          <w:color w:val="000000"/>
-          <w:sz w:val="24"/>
-          <w:szCs w:val="24"/>
-        </w:rPr>
-        <w:t xml:space="preserve">Rosalinda Espinar</w:t>
-      </w:r>
-      <w:r>
-        <w:rPr>
-          <w:rFonts w:ascii="Arial" w:hAnsi="Arial" w:cs="Arial"/>
-          <w:color w:val="000000"/>
-          <w:sz w:val="24"/>
-          <w:szCs w:val="24"/>
-        </w:rPr>
-        <w:tab/>
-      </w:r>
-      <w:r>
-        <w:rPr>
-          <w:rFonts w:ascii="Arial" w:hAnsi="Arial" w:cs="Arial"/>
-          <w:color w:val="000000"/>
-          <w:sz w:val="24"/>
-          <w:szCs w:val="24"/>
-        </w:rPr>
-        <w:tab/>
-      </w:r>
-      <w:r>
-        <w:rPr>
-          <w:rFonts w:ascii="Arial" w:hAnsi="Arial" w:cs="Arial"/>
-          <w:b/>
-          <w:bCs/>
-          <w:color w:val="000000"/>
-          <w:sz w:val="24"/>
-          <w:szCs w:val="24"/>
-        </w:rPr>
-        <w:t xml:space="preserve">Giovanni Marco</w:t>
-      </w:r>
-      <w:r>
-        <w:rPr>
-          <w:rFonts w:ascii="Arial" w:hAnsi="Arial" w:cs="Arial"/>
-          <w:color w:val="000000"/>
-          <w:sz w:val="24"/>
-          <w:szCs w:val="24"/>
-        </w:rPr>
-        <w:tab/>
-      </w:r>
-      <w:r>
-        <w:rPr>
-          <w:rFonts w:ascii="Arial" w:hAnsi="Arial" w:cs="Arial"/>
-          <w:color w:val="000000"/>
-          <w:sz w:val="24"/>
-          <w:szCs w:val="24"/>
-        </w:rPr>
-        <w:tab/>
-      </w:r>
-      <w:r>
-        <w:rPr>
-          <w:rFonts w:ascii="Arial" w:hAnsi="Arial" w:cs="Arial"/>
-          <w:b/>
-          <w:bCs/>
-          <w:color w:val="000000"/>
-          <w:sz w:val="24"/>
-          <w:szCs w:val="24"/>
-        </w:rPr>
-        <w:t xml:space="preserve">Christian Noel Villanueva</w:t>
-      </w:r>
-    </w:p>
-    <w:p>
-      <w:pPr>
-        <w:jc w:val="center"/>
-        <w:spacing w:before="120" w:after="120" w:line="240" w:lineRule="auto"/>
-      </w:pPr>
-      <w:r>
-        <w:rPr>
-          <w:rFonts w:ascii="Arial" w:hAnsi="Arial" w:cs="Arial"/>
-          <w:color w:val="000000"/>
-          <w:sz w:val="24"/>
-          <w:szCs w:val="24"/>
-        </w:rPr>
-        <w:t xml:space="preserve">Incident Documentation Staff</w:t>
-      </w:r>
-      <w:r>
-        <w:rPr>
-          <w:rFonts w:ascii="Arial" w:hAnsi="Arial" w:cs="Arial"/>
-          <w:color w:val="000000"/>
-          <w:sz w:val="24"/>
-          <w:szCs w:val="24"/>
-        </w:rPr>
-        <w:tab/>
-      </w:r>
-      <w:r>
-        <w:rPr>
-          <w:rFonts w:ascii="Arial" w:hAnsi="Arial" w:cs="Arial"/>
-          <w:color w:val="000000"/>
-          <w:sz w:val="24"/>
-          <w:szCs w:val="24"/>
-        </w:rPr>
-        <w:t xml:space="preserve">Operations-In-Charge</w:t>
-      </w:r>
-      <w:r>
-        <w:rPr>
-          <w:rFonts w:ascii="Arial" w:hAnsi="Arial" w:cs="Arial"/>
-          <w:color w:val="000000"/>
-          <w:sz w:val="24"/>
-          <w:szCs w:val="24"/>
-        </w:rPr>
-        <w:tab/>
-      </w:r>
-      <w:r>
-        <w:rPr>
-          <w:rFonts w:ascii="Arial" w:hAnsi="Arial" w:cs="Arial"/>
-          <w:color w:val="000000"/>
-          <w:sz w:val="24"/>
-          <w:szCs w:val="24"/>
-        </w:rPr>
-        <w:tab/>
-      </w:r>
-      <w:r>
-        <w:rPr>
-          <w:rFonts w:ascii="Arial" w:hAnsi="Arial" w:cs="Arial"/>
-          <w:color w:val="000000"/>
-          <w:sz w:val="24"/>
-          <w:szCs w:val="24"/>
-        </w:rPr>
-        <w:t xml:space="preserve">MGDH I – LDRRMO</w:t>
-      </w:r>
     </w:p>
     <w:sectPr>
       <w:headerReference w:type="default" r:id="rId7"/>

--- a/frontend/public/templates/monthly-template.docx
+++ b/frontend/public/templates/monthly-template.docx
@@ -47,16 +47,76 @@
           <w:sz w:val="24"/>
           <w:szCs w:val="24"/>
         </w:rPr>
-        <w:t xml:space="preserve">{month_name}</w:t>
-      </w:r>
-      <w:r>
-        <w:rPr>
-          <w:rFonts w:ascii="Arial" w:hAnsi="Arial" w:cs="Arial"/>
-          <w:color w:val="000000"/>
-          <w:sz w:val="24"/>
-          <w:szCs w:val="24"/>
-        </w:rPr>
-        <w:t xml:space="preserve">,</w:t>
+        <w:t xml:space="preserve">{month_name_upper}</w:t>
+      </w:r>
+      <w:r>
+        <w:rPr>
+          <w:rFonts w:ascii="Arial" w:hAnsi="Arial" w:cs="Arial"/>
+          <w:color w:val="000000"/>
+          <w:sz w:val="24"/>
+          <w:szCs w:val="24"/>
+        </w:rPr>
+        <w:t xml:space="preserve"> </w:t>
+      </w:r>
+      <w:r>
+        <w:rPr>
+          <w:rFonts w:ascii="Arial" w:hAnsi="Arial" w:cs="Arial"/>
+          <w:b/>
+          <w:bCs/>
+          <w:color w:val="000000"/>
+          <w:sz w:val="24"/>
+          <w:szCs w:val="24"/>
+        </w:rPr>
+        <w:t xml:space="preserve">{year}</w:t>
+      </w:r>
+      <w:r>
+        <w:rPr>
+          <w:rFonts w:ascii="Arial" w:hAnsi="Arial" w:cs="Arial"/>
+          <w:color w:val="000000"/>
+          <w:sz w:val="24"/>
+          <w:szCs w:val="24"/>
+        </w:rPr>
+        <w:t xml:space="preserve">, the Municipal Disaster Risk Reduction and Management Office (</w:t>
+      </w:r>
+      <w:r>
+        <w:rPr>
+          <w:rFonts w:ascii="Arial" w:hAnsi="Arial" w:cs="Arial"/>
+          <w:b/>
+          <w:bCs/>
+          <w:color w:val="000000"/>
+          <w:sz w:val="24"/>
+          <w:szCs w:val="24"/>
+        </w:rPr>
+        <w:t xml:space="preserve">MDRRMO</w:t>
+      </w:r>
+      <w:r>
+        <w:rPr>
+          <w:rFonts w:ascii="Arial" w:hAnsi="Arial" w:cs="Arial"/>
+          <w:color w:val="000000"/>
+          <w:sz w:val="24"/>
+          <w:szCs w:val="24"/>
+        </w:rPr>
+        <w:t xml:space="preserve">) emergency responders handled a total of </w:t>
+      </w:r>
+      <w:r>
+        <w:rPr>
+          <w:rFonts w:ascii="Arial" w:hAnsi="Arial" w:cs="Arial"/>
+          <w:b/>
+          <w:bCs/>
+          <w:color w:val="000000"/>
+          <w:sz w:val="24"/>
+          <w:szCs w:val="24"/>
+        </w:rPr>
+        <w:t xml:space="preserve">{total_incidents_text}</w:t>
+      </w:r>
+      <w:r>
+        <w:rPr>
+          <w:rFonts w:ascii="Arial" w:hAnsi="Arial" w:cs="Arial"/>
+          <w:color w:val="000000"/>
+          <w:sz w:val="24"/>
+          <w:szCs w:val="24"/>
+        </w:rPr>
+        <w:t xml:space="preserve"> incidents.</w:t>
       </w:r>
     </w:p>
     <w:p>
@@ -76,7 +136,7 @@
           <w:sz w:val="24"/>
           <w:szCs w:val="24"/>
         </w:rPr>
-        <w:t xml:space="preserve">the MDRRMO handled a total of </w:t>
+        <w:t xml:space="preserve">       These included </w:t>
       </w:r>
       <w:r>
         <w:rPr>
@@ -87,16 +147,56 @@
           <w:sz w:val="24"/>
           <w:szCs w:val="24"/>
         </w:rPr>
-        <w:t xml:space="preserve">{total_incidents}</w:t>
-      </w:r>
-      <w:r>
-        <w:rPr>
-          <w:rFonts w:ascii="Arial" w:hAnsi="Arial" w:cs="Arial"/>
-          <w:color w:val="000000"/>
-          <w:sz w:val="24"/>
-          <w:szCs w:val="24"/>
-        </w:rPr>
-        <w:t xml:space="preserve"> incidents.</w:t>
+        <w:t xml:space="preserve">{trauma_count_text}</w:t>
+      </w:r>
+      <w:r>
+        <w:rPr>
+          <w:rFonts w:ascii="Arial" w:hAnsi="Arial" w:cs="Arial"/>
+          <w:color w:val="000000"/>
+          <w:sz w:val="24"/>
+          <w:szCs w:val="24"/>
+        </w:rPr>
+        <w:t xml:space="preserve"> Trauma Emergencies, </w:t>
+      </w:r>
+      <w:r>
+        <w:rPr>
+          <w:rFonts w:ascii="Arial" w:hAnsi="Arial" w:cs="Arial"/>
+          <w:b/>
+          <w:bCs/>
+          <w:color w:val="000000"/>
+          <w:sz w:val="24"/>
+          <w:szCs w:val="24"/>
+        </w:rPr>
+        <w:t xml:space="preserve">{medical_count_text}</w:t>
+      </w:r>
+      <w:r>
+        <w:rPr>
+          <w:rFonts w:ascii="Arial" w:hAnsi="Arial" w:cs="Arial"/>
+          <w:color w:val="000000"/>
+          <w:sz w:val="24"/>
+          <w:szCs w:val="24"/>
+        </w:rPr>
+        <w:t xml:space="preserve"> Medical Emergencies, and </w:t>
+      </w:r>
+      <w:r>
+        <w:rPr>
+          <w:rFonts w:ascii="Arial" w:hAnsi="Arial" w:cs="Arial"/>
+          <w:b/>
+          <w:bCs/>
+          <w:color w:val="000000"/>
+          <w:sz w:val="24"/>
+          <w:szCs w:val="24"/>
+        </w:rPr>
+        <w:t xml:space="preserve">{conduction_count_text}</w:t>
+      </w:r>
+      <w:r>
+        <w:rPr>
+          <w:rFonts w:ascii="Arial" w:hAnsi="Arial" w:cs="Arial"/>
+          <w:color w:val="000000"/>
+          <w:sz w:val="24"/>
+          <w:szCs w:val="24"/>
+        </w:rPr>
+        <w:t xml:space="preserve"> Medical Conductions.</w:t>
       </w:r>
     </w:p>
     <w:p>
@@ -116,63 +216,145 @@
           <w:sz w:val="24"/>
           <w:szCs w:val="24"/>
         </w:rPr>
-        <w:t xml:space="preserve">These included</w:t>
+        <w:t xml:space="preserve">       Most trauma cases involved </w:t>
+      </w:r>
+      <w:r>
+        <w:rPr>
+          <w:rFonts w:ascii="Arial" w:hAnsi="Arial" w:cs="Arial"/>
+          <w:b/>
+          <w:bCs/>
+          <w:color w:val="000000"/>
+          <w:sz w:val="24"/>
+          <w:szCs w:val="24"/>
+        </w:rPr>
+        <w:t xml:space="preserve">{top_trauma_causes}</w:t>
+      </w:r>
+      <w:r>
+        <w:rPr>
+          <w:rFonts w:ascii="Arial" w:hAnsi="Arial" w:cs="Arial"/>
+          <w:color w:val="000000"/>
+          <w:sz w:val="24"/>
+          <w:szCs w:val="24"/>
+        </w:rPr>
+        <w:t xml:space="preserve"> resulting in </w:t>
+      </w:r>
+      <w:r>
+        <w:rPr>
+          <w:rFonts w:ascii="Arial" w:hAnsi="Arial" w:cs="Arial"/>
+          <w:b/>
+          <w:bCs/>
+          <w:color w:val="000000"/>
+          <w:sz w:val="24"/>
+          <w:szCs w:val="24"/>
+        </w:rPr>
+        <w:t xml:space="preserve">{common_injuries}</w:t>
+      </w:r>
+      <w:r>
+        <w:rPr>
+          <w:rFonts w:ascii="Arial" w:hAnsi="Arial" w:cs="Arial"/>
+          <w:color w:val="000000"/>
+          <w:sz w:val="24"/>
+          <w:szCs w:val="24"/>
+        </w:rPr>
+        <w:t xml:space="preserve">, while some patients were under alcohol intoxication. </w:t>
+      </w:r>
+      <w:r>
+        <w:rPr>
+          <w:rFonts w:ascii="Arial" w:hAnsi="Arial" w:cs="Arial"/>
+          <w:color w:val="000000"/>
+          <w:sz w:val="24"/>
+          <w:szCs w:val="24"/>
+        </w:rPr>
+        <w:t xml:space="preserve">{trauma_disposition_narrative}</w:t>
       </w:r>
     </w:p>
     <w:p>
       <w:pPr>
+        <w:spacing w:after="120" w:line="240" w:lineRule="auto"/>
+      </w:pPr>
+    </w:p>
+    <w:p>
+      <w:pPr>
         <w:jc w:val="both"/>
         <w:spacing w:before="120" w:after="120" w:line="240" w:lineRule="auto"/>
       </w:pPr>
       <w:r>
         <w:rPr>
           <w:rFonts w:ascii="Arial" w:hAnsi="Arial" w:cs="Arial"/>
+          <w:color w:val="000000"/>
+          <w:sz w:val="24"/>
+          <w:szCs w:val="24"/>
+        </w:rPr>
+        <w:t xml:space="preserve">       Medical emergencies commonly involved </w:t>
+      </w:r>
+      <w:r>
+        <w:rPr>
+          <w:rFonts w:ascii="Arial" w:hAnsi="Arial" w:cs="Arial"/>
           <w:b/>
           <w:bCs/>
           <w:color w:val="000000"/>
           <w:sz w:val="24"/>
           <w:szCs w:val="24"/>
         </w:rPr>
-        <w:t xml:space="preserve">{trauma_count}</w:t>
-      </w:r>
-      <w:r>
-        <w:rPr>
-          <w:rFonts w:ascii="Arial" w:hAnsi="Arial" w:cs="Arial"/>
-          <w:color w:val="000000"/>
-          <w:sz w:val="24"/>
-          <w:szCs w:val="24"/>
-        </w:rPr>
-        <w:t xml:space="preserve"> Trauma Emergencies,</w:t>
+        <w:t xml:space="preserve">{top_medical_complaints}</w:t>
+      </w:r>
+      <w:r>
+        <w:rPr>
+          <w:rFonts w:ascii="Arial" w:hAnsi="Arial" w:cs="Arial"/>
+          <w:color w:val="000000"/>
+          <w:sz w:val="24"/>
+          <w:szCs w:val="24"/>
+        </w:rPr>
+        <w:t xml:space="preserve">.</w:t>
       </w:r>
     </w:p>
     <w:p>
       <w:pPr>
+        <w:spacing w:after="120" w:line="240" w:lineRule="auto"/>
+      </w:pPr>
+    </w:p>
+    <w:p>
+      <w:pPr>
         <w:jc w:val="both"/>
         <w:spacing w:before="120" w:after="120" w:line="240" w:lineRule="auto"/>
       </w:pPr>
       <w:r>
         <w:rPr>
           <w:rFonts w:ascii="Arial" w:hAnsi="Arial" w:cs="Arial"/>
+          <w:color w:val="000000"/>
+          <w:sz w:val="24"/>
+          <w:szCs w:val="24"/>
+        </w:rPr>
+        <w:t xml:space="preserve">       Medical conduction cases involved </w:t>
+      </w:r>
+      <w:r>
+        <w:rPr>
+          <w:rFonts w:ascii="Arial" w:hAnsi="Arial" w:cs="Arial"/>
           <w:b/>
           <w:bCs/>
           <w:color w:val="000000"/>
           <w:sz w:val="24"/>
           <w:szCs w:val="24"/>
         </w:rPr>
-        <w:t xml:space="preserve">{medical_count}</w:t>
-      </w:r>
-      <w:r>
-        <w:rPr>
-          <w:rFonts w:ascii="Arial" w:hAnsi="Arial" w:cs="Arial"/>
-          <w:color w:val="000000"/>
-          <w:sz w:val="24"/>
-          <w:szCs w:val="24"/>
-        </w:rPr>
-        <w:t xml:space="preserve"> Medical Emergencies,</w:t>
+        <w:t xml:space="preserve">{medical_conduction_purposes}</w:t>
+      </w:r>
+      <w:r>
+        <w:rPr>
+          <w:rFonts w:ascii="Arial" w:hAnsi="Arial" w:cs="Arial"/>
+          <w:color w:val="000000"/>
+          <w:sz w:val="24"/>
+          <w:szCs w:val="24"/>
+        </w:rPr>
+        <w:t xml:space="preserve">.</w:t>
       </w:r>
     </w:p>
     <w:p>
       <w:pPr>
+        <w:spacing w:after="120" w:line="240" w:lineRule="auto"/>
+      </w:pPr>
+    </w:p>
+    <w:p>
+      <w:pPr>
         <w:jc w:val="both"/>
         <w:spacing w:before="120" w:after="120" w:line="240" w:lineRule="auto"/>
       </w:pPr>
@@ -183,296 +365,7 @@
           <w:sz w:val="24"/>
           <w:szCs w:val="24"/>
         </w:rPr>
-        <w:t xml:space="preserve">and </w:t>
-      </w:r>
-      <w:r>
-        <w:rPr>
-          <w:rFonts w:ascii="Arial" w:hAnsi="Arial" w:cs="Arial"/>
-          <w:b/>
-          <w:bCs/>
-          <w:color w:val="000000"/>
-          <w:sz w:val="24"/>
-          <w:szCs w:val="24"/>
-        </w:rPr>
-        <w:t xml:space="preserve">{medical_conduction_count}</w:t>
-      </w:r>
-      <w:r>
-        <w:rPr>
-          <w:rFonts w:ascii="Arial" w:hAnsi="Arial" w:cs="Arial"/>
-          <w:color w:val="000000"/>
-          <w:sz w:val="24"/>
-          <w:szCs w:val="24"/>
-        </w:rPr>
-        <w:t xml:space="preserve"> Medical Conductions.</w:t>
-      </w:r>
-    </w:p>
-    <w:p>
-      <w:pPr>
-        <w:spacing w:after="120" w:line="240" w:lineRule="auto"/>
-      </w:pPr>
-    </w:p>
-    <w:p>
-      <w:pPr>
-        <w:jc w:val="both"/>
-        <w:spacing w:before="120" w:after="120" w:line="240" w:lineRule="auto"/>
-      </w:pPr>
-      <w:r>
-        <w:rPr>
-          <w:rFonts w:ascii="Arial" w:hAnsi="Arial" w:cs="Arial"/>
-          <w:color w:val="000000"/>
-          <w:sz w:val="24"/>
-          <w:szCs w:val="24"/>
-        </w:rPr>
-        <w:t xml:space="preserve">Most trauma cases involved </w:t>
-      </w:r>
-      <w:r>
-        <w:rPr>
-          <w:rFonts w:ascii="Arial" w:hAnsi="Arial" w:cs="Arial"/>
-          <w:b/>
-          <w:bCs/>
-          <w:color w:val="000000"/>
-          <w:sz w:val="24"/>
-          <w:szCs w:val="24"/>
-        </w:rPr>
-        <w:t xml:space="preserve">{top_trauma_causes}</w:t>
-      </w:r>
-      <w:r>
-        <w:rPr>
-          <w:rFonts w:ascii="Arial" w:hAnsi="Arial" w:cs="Arial"/>
-          <w:color w:val="000000"/>
-          <w:sz w:val="24"/>
-          <w:szCs w:val="24"/>
-        </w:rPr>
-        <w:t xml:space="preserve">, resulting in </w:t>
-      </w:r>
-      <w:r>
-        <w:rPr>
-          <w:rFonts w:ascii="Arial" w:hAnsi="Arial" w:cs="Arial"/>
-          <w:b/>
-          <w:bCs/>
-          <w:color w:val="000000"/>
-          <w:sz w:val="24"/>
-          <w:szCs w:val="24"/>
-        </w:rPr>
-        <w:t xml:space="preserve">{common_injuries}</w:t>
-      </w:r>
-      <w:r>
-        <w:rPr>
-          <w:rFonts w:ascii="Arial" w:hAnsi="Arial" w:cs="Arial"/>
-          <w:color w:val="000000"/>
-          <w:sz w:val="24"/>
-          <w:szCs w:val="24"/>
-        </w:rPr>
-        <w:t xml:space="preserve">.</w:t>
-      </w:r>
-    </w:p>
-    <w:p>
-      <w:pPr>
-        <w:spacing w:after="120" w:line="240" w:lineRule="auto"/>
-      </w:pPr>
-    </w:p>
-    <w:p>
-      <w:pPr>
-        <w:jc w:val="both"/>
-        <w:spacing w:before="120" w:after="120" w:line="240" w:lineRule="auto"/>
-      </w:pPr>
-      <w:r>
-        <w:rPr>
-          <w:rFonts w:ascii="Arial" w:hAnsi="Arial" w:cs="Arial"/>
-          <w:b/>
-          <w:bCs/>
-          <w:color w:val="000000"/>
-          <w:sz w:val="24"/>
-          <w:szCs w:val="24"/>
-        </w:rPr>
-        <w:t xml:space="preserve">{dead_count}</w:t>
-      </w:r>
-      <w:r>
-        <w:rPr>
-          <w:rFonts w:ascii="Arial" w:hAnsi="Arial" w:cs="Arial"/>
-          <w:color w:val="000000"/>
-          <w:sz w:val="24"/>
-          <w:szCs w:val="24"/>
-        </w:rPr>
-        <w:t xml:space="preserve"> patients were reported dead on the spot, while </w:t>
-      </w:r>
-      <w:r>
-        <w:rPr>
-          <w:rFonts w:ascii="Arial" w:hAnsi="Arial" w:cs="Arial"/>
-          <w:b/>
-          <w:bCs/>
-          <w:color w:val="000000"/>
-          <w:sz w:val="24"/>
-          <w:szCs w:val="24"/>
-        </w:rPr>
-        <w:t xml:space="preserve">{transported_count}</w:t>
-      </w:r>
-      <w:r>
-        <w:rPr>
-          <w:rFonts w:ascii="Arial" w:hAnsi="Arial" w:cs="Arial"/>
-          <w:color w:val="000000"/>
-          <w:sz w:val="24"/>
-          <w:szCs w:val="24"/>
-        </w:rPr>
-        <w:t xml:space="preserve"> were transported after receiving proper care, except for </w:t>
-      </w:r>
-      <w:r>
-        <w:rPr>
-          <w:rFonts w:ascii="Arial" w:hAnsi="Arial" w:cs="Arial"/>
-          <w:b/>
-          <w:bCs/>
-          <w:color w:val="000000"/>
-          <w:sz w:val="24"/>
-          <w:szCs w:val="24"/>
-        </w:rPr>
-        <w:t xml:space="preserve">{refused_count}</w:t>
-      </w:r>
-      <w:r>
-        <w:rPr>
-          <w:rFonts w:ascii="Arial" w:hAnsi="Arial" w:cs="Arial"/>
-          <w:color w:val="000000"/>
-          <w:sz w:val="24"/>
-          <w:szCs w:val="24"/>
-        </w:rPr>
-        <w:t xml:space="preserve"> patient who refused transport.</w:t>
-      </w:r>
-    </w:p>
-    <w:p>
-      <w:pPr>
-        <w:spacing w:after="120" w:line="240" w:lineRule="auto"/>
-      </w:pPr>
-    </w:p>
-    <w:p>
-      <w:pPr>
-        <w:jc w:val="both"/>
-        <w:spacing w:before="120" w:after="120" w:line="240" w:lineRule="auto"/>
-      </w:pPr>
-      <w:r>
-        <w:rPr>
-          <w:rFonts w:ascii="Arial" w:hAnsi="Arial" w:cs="Arial"/>
-          <w:color w:val="000000"/>
-          <w:sz w:val="24"/>
-          <w:szCs w:val="24"/>
-        </w:rPr>
-        <w:t xml:space="preserve">Medical emergencies commonly involved </w:t>
-      </w:r>
-    </w:p>
-    <w:p>
-      <w:pPr>
-        <w:jc w:val="both"/>
-        <w:spacing w:before="120" w:after="120" w:line="240" w:lineRule="auto"/>
-      </w:pPr>
-      <w:r>
-        <w:rPr>
-          <w:rFonts w:ascii="Arial" w:hAnsi="Arial" w:cs="Arial"/>
-          <w:b/>
-          <w:bCs/>
-          <w:color w:val="000000"/>
-          <w:sz w:val="24"/>
-          <w:szCs w:val="24"/>
-        </w:rPr>
-        <w:t xml:space="preserve">{top_medical_complaints}</w:t>
-      </w:r>
-      <w:r>
-        <w:rPr>
-          <w:rFonts w:ascii="Arial" w:hAnsi="Arial" w:cs="Arial"/>
-          <w:color w:val="000000"/>
-          <w:sz w:val="24"/>
-          <w:szCs w:val="24"/>
-        </w:rPr>
-        <w:t xml:space="preserve">.</w:t>
-      </w:r>
-    </w:p>
-    <w:p>
-      <w:pPr>
-        <w:spacing w:after="120" w:line="240" w:lineRule="auto"/>
-      </w:pPr>
-    </w:p>
-    <w:p>
-      <w:pPr>
-        <w:jc w:val="both"/>
-        <w:spacing w:before="120" w:after="120" w:line="240" w:lineRule="auto"/>
-      </w:pPr>
-      <w:r>
-        <w:rPr>
-          <w:rFonts w:ascii="Arial" w:hAnsi="Arial" w:cs="Arial"/>
-          <w:color w:val="000000"/>
-          <w:sz w:val="24"/>
-          <w:szCs w:val="24"/>
-        </w:rPr>
-        <w:t xml:space="preserve">Medical conduction cases involved </w:t>
-      </w:r>
-    </w:p>
-    <w:p>
-      <w:pPr>
-        <w:jc w:val="both"/>
-        <w:spacing w:before="120" w:after="120" w:line="240" w:lineRule="auto"/>
-      </w:pPr>
-      <w:r>
-        <w:rPr>
-          <w:rFonts w:ascii="Arial" w:hAnsi="Arial" w:cs="Arial"/>
-          <w:b/>
-          <w:bCs/>
-          <w:color w:val="000000"/>
-          <w:sz w:val="24"/>
-          <w:szCs w:val="24"/>
-        </w:rPr>
-        <w:t xml:space="preserve">{medical_conduction_purposes}</w:t>
-      </w:r>
-      <w:r>
-        <w:rPr>
-          <w:rFonts w:ascii="Arial" w:hAnsi="Arial" w:cs="Arial"/>
-          <w:color w:val="000000"/>
-          <w:sz w:val="24"/>
-          <w:szCs w:val="24"/>
-        </w:rPr>
-        <w:t xml:space="preserve">.</w:t>
-      </w:r>
-    </w:p>
-    <w:p>
-      <w:pPr>
-        <w:spacing w:after="120" w:line="240" w:lineRule="auto"/>
-      </w:pPr>
-    </w:p>
-    <w:p>
-      <w:pPr>
-        <w:jc w:val="both"/>
-        <w:spacing w:before="120" w:after="120" w:line="240" w:lineRule="auto"/>
-      </w:pPr>
-      <w:r>
-        <w:rPr>
-          <w:rFonts w:ascii="Arial" w:hAnsi="Arial" w:cs="Arial"/>
-          <w:color w:val="000000"/>
-          <w:sz w:val="24"/>
-          <w:szCs w:val="24"/>
-        </w:rPr>
-        <w:t xml:space="preserve">Throughout the month, </w:t>
-      </w:r>
-    </w:p>
-    <w:p>
-      <w:pPr>
-        <w:jc w:val="both"/>
-        <w:spacing w:before="120" w:after="120" w:line="240" w:lineRule="auto"/>
-      </w:pPr>
-      <w:r>
-        <w:rPr>
-          <w:rFonts w:ascii="Arial" w:hAnsi="Arial" w:cs="Arial"/>
-          <w:b/>
-          <w:bCs/>
-          <w:color w:val="000000"/>
-          <w:sz w:val="24"/>
-          <w:szCs w:val="24"/>
-        </w:rPr>
-        <w:t xml:space="preserve">{team_count}</w:t>
-      </w:r>
-      <w:r>
-        <w:rPr>
-          <w:rFonts w:ascii="Arial" w:hAnsi="Arial" w:cs="Arial"/>
-          <w:color w:val="000000"/>
-          <w:sz w:val="24"/>
-          <w:szCs w:val="24"/>
-        </w:rPr>
-        <w:t xml:space="preserve"> MDRRMO teams effectively responded to all reported incidents.</w:t>
+        <w:t xml:space="preserve">       Throughout the month, the four (4) teams of the MDRRMO emergency responders, radio operators, and operations personnel diligently and effectively performed their duties in responding to all reported incidents.</w:t>
       </w:r>
     </w:p>
     <w:p>
@@ -506,8 +399,8 @@
               <w:rPr>
                 <w:rFonts w:ascii="Arial" w:hAnsi="Arial" w:cs="Arial"/>
                 <w:color w:val="000000"/>
-                <w:sz w:val="24"/>
-                <w:szCs w:val="24"/>
+                <w:sz w:val="22"/>
+                <w:szCs w:val="22"/>
               </w:rPr>
               <w:t xml:space="preserve">Prepared by:</w:t>
             </w:r>
@@ -526,8 +419,8 @@
               <w:rPr>
                 <w:rFonts w:ascii="Arial" w:hAnsi="Arial" w:cs="Arial"/>
                 <w:color w:val="000000"/>
-                <w:sz w:val="24"/>
-                <w:szCs w:val="24"/>
+                <w:sz w:val="22"/>
+                <w:szCs w:val="22"/>
               </w:rPr>
               <w:t xml:space="preserve">Checked by:</w:t>
             </w:r>
@@ -546,8 +439,8 @@
               <w:rPr>
                 <w:rFonts w:ascii="Arial" w:hAnsi="Arial" w:cs="Arial"/>
                 <w:color w:val="000000"/>
-                <w:sz w:val="24"/>
-                <w:szCs w:val="24"/>
+                <w:sz w:val="22"/>
+                <w:szCs w:val="22"/>
               </w:rPr>
               <w:t xml:space="preserve">Noted by:</w:t>
             </w:r>
@@ -580,8 +473,8 @@
                 <w:b/>
                 <w:bCs/>
                 <w:color w:val="000000"/>
-                <w:sz w:val="24"/>
-                <w:szCs w:val="24"/>
+                <w:sz w:val="22"/>
+                <w:szCs w:val="22"/>
               </w:rPr>
               <w:t xml:space="preserve">Rosalinda Espinar</w:t>
             </w:r>
@@ -595,8 +488,8 @@
               <w:rPr>
                 <w:rFonts w:ascii="Arial" w:hAnsi="Arial" w:cs="Arial"/>
                 <w:color w:val="000000"/>
-                <w:sz w:val="24"/>
-                <w:szCs w:val="24"/>
+                <w:sz w:val="22"/>
+                <w:szCs w:val="22"/>
               </w:rPr>
               <w:t xml:space="preserve">Incident Documentation Staff</w:t>
             </w:r>
@@ -627,8 +520,8 @@
                 <w:b/>
                 <w:bCs/>
                 <w:color w:val="000000"/>
-                <w:sz w:val="24"/>
-                <w:szCs w:val="24"/>
+                <w:sz w:val="22"/>
+                <w:szCs w:val="22"/>
               </w:rPr>
               <w:t xml:space="preserve">Giovanni Marco</w:t>
             </w:r>
@@ -642,8 +535,8 @@
               <w:rPr>
                 <w:rFonts w:ascii="Arial" w:hAnsi="Arial" w:cs="Arial"/>
                 <w:color w:val="000000"/>
-                <w:sz w:val="24"/>
-                <w:szCs w:val="24"/>
+                <w:sz w:val="22"/>
+                <w:szCs w:val="22"/>
               </w:rPr>
               <w:t xml:space="preserve">Operations-In-Charge</w:t>
             </w:r>
@@ -674,8 +567,8 @@
                 <w:b/>
                 <w:bCs/>
                 <w:color w:val="000000"/>
-                <w:sz w:val="24"/>
-                <w:szCs w:val="24"/>
+                <w:sz w:val="22"/>
+                <w:szCs w:val="22"/>
               </w:rPr>
               <w:t xml:space="preserve">Christian Noel Villanueva</w:t>
             </w:r>
@@ -689,8 +582,8 @@
               <w:rPr>
                 <w:rFonts w:ascii="Arial" w:hAnsi="Arial" w:cs="Arial"/>
                 <w:color w:val="000000"/>
-                <w:sz w:val="24"/>
-                <w:szCs w:val="24"/>
+                <w:sz w:val="22"/>
+                <w:szCs w:val="22"/>
               </w:rPr>
               <w:t xml:space="preserve">MGDH I – LDRRMO</w:t>
             </w:r>

--- a/frontend/public/templates/monthly-template.docx
+++ b/frontend/public/templates/monthly-template.docx
@@ -47,16 +47,36 @@
           <w:sz w:val="24"/>
           <w:szCs w:val="24"/>
         </w:rPr>
-        <w:t xml:space="preserve">{month_name_upper}</w:t>
-      </w:r>
-      <w:r>
-        <w:rPr>
-          <w:rFonts w:ascii="Arial" w:hAnsi="Arial" w:cs="Arial"/>
-          <w:color w:val="000000"/>
-          <w:sz w:val="24"/>
-          <w:szCs w:val="24"/>
-        </w:rPr>
-        <w:t xml:space="preserve"> </w:t>
+        <w:t xml:space="preserve">{month_name}</w:t>
+      </w:r>
+      <w:r>
+        <w:rPr>
+          <w:rFonts w:ascii="Arial" w:hAnsi="Arial" w:cs="Arial"/>
+          <w:color w:val="000000"/>
+          <w:sz w:val="24"/>
+          <w:szCs w:val="24"/>
+        </w:rPr>
+        <w:t xml:space="preserve">,</w:t>
+      </w:r>
+    </w:p>
+    <w:p>
+      <w:pPr>
+        <w:spacing w:after="120" w:line="240" w:lineRule="auto"/>
+      </w:pPr>
+    </w:p>
+    <w:p>
+      <w:pPr>
+        <w:jc w:val="both"/>
+        <w:spacing w:before="120" w:after="120" w:line="240" w:lineRule="auto"/>
+      </w:pPr>
+      <w:r>
+        <w:rPr>
+          <w:rFonts w:ascii="Arial" w:hAnsi="Arial" w:cs="Arial"/>
+          <w:color w:val="000000"/>
+          <w:sz w:val="24"/>
+          <w:szCs w:val="24"/>
+        </w:rPr>
+        <w:t xml:space="preserve">the MDRRMO handled a total of </w:t>
       </w:r>
       <w:r>
         <w:rPr>
@@ -67,16 +87,52 @@
           <w:sz w:val="24"/>
           <w:szCs w:val="24"/>
         </w:rPr>
-        <w:t xml:space="preserve">{year}</w:t>
-      </w:r>
-      <w:r>
-        <w:rPr>
-          <w:rFonts w:ascii="Arial" w:hAnsi="Arial" w:cs="Arial"/>
-          <w:color w:val="000000"/>
-          <w:sz w:val="24"/>
-          <w:szCs w:val="24"/>
-        </w:rPr>
-        <w:t xml:space="preserve">, the Municipal Disaster Risk Reduction and Management Office (</w:t>
+        <w:t xml:space="preserve">{total_incidents}</w:t>
+      </w:r>
+      <w:r>
+        <w:rPr>
+          <w:rFonts w:ascii="Arial" w:hAnsi="Arial" w:cs="Arial"/>
+          <w:color w:val="000000"/>
+          <w:sz w:val="24"/>
+          <w:szCs w:val="24"/>
+        </w:rPr>
+        <w:t xml:space="preserve"> incidents.</w:t>
+      </w:r>
+    </w:p>
+    <w:p>
+      <w:pPr>
+        <w:spacing w:after="120" w:line="240" w:lineRule="auto"/>
+      </w:pPr>
+    </w:p>
+    <w:p>
+      <w:pPr>
+        <w:jc w:val="both"/>
+        <w:spacing w:before="120" w:after="120" w:line="240" w:lineRule="auto"/>
+      </w:pPr>
+      <w:r>
+        <w:rPr>
+          <w:rFonts w:ascii="Arial" w:hAnsi="Arial" w:cs="Arial"/>
+          <w:color w:val="000000"/>
+          <w:sz w:val="24"/>
+          <w:szCs w:val="24"/>
+        </w:rPr>
+        <w:t xml:space="preserve">These included</w:t>
+      </w:r>
+    </w:p>
+    <w:p>
+      <w:pPr>
+        <w:jc w:val="both"/>
+        <w:ind w:left="360"/>
+        <w:spacing w:before="60" w:after="60" w:line="240" w:lineRule="auto"/>
+      </w:pPr>
+      <w:r>
+        <w:rPr>
+          <w:rFonts w:ascii="Arial" w:hAnsi="Arial" w:cs="Arial"/>
+          <w:color w:val="000000"/>
+          <w:sz w:val="24"/>
+          <w:szCs w:val="24"/>
+        </w:rPr>
+        <w:t xml:space="preserve">• </w:t>
       </w:r>
       <w:r>
         <w:rPr>
@@ -87,16 +143,32 @@
           <w:sz w:val="24"/>
           <w:szCs w:val="24"/>
         </w:rPr>
-        <w:t xml:space="preserve">MDRRMO</w:t>
-      </w:r>
-      <w:r>
-        <w:rPr>
-          <w:rFonts w:ascii="Arial" w:hAnsi="Arial" w:cs="Arial"/>
-          <w:color w:val="000000"/>
-          <w:sz w:val="24"/>
-          <w:szCs w:val="24"/>
-        </w:rPr>
-        <w:t xml:space="preserve">) emergency responders handled a total of </w:t>
+        <w:t xml:space="preserve">{trauma_count}</w:t>
+      </w:r>
+      <w:r>
+        <w:rPr>
+          <w:rFonts w:ascii="Arial" w:hAnsi="Arial" w:cs="Arial"/>
+          <w:color w:val="000000"/>
+          <w:sz w:val="24"/>
+          <w:szCs w:val="24"/>
+        </w:rPr>
+        <w:t xml:space="preserve"> Trauma Emergencies,</w:t>
+      </w:r>
+    </w:p>
+    <w:p>
+      <w:pPr>
+        <w:jc w:val="both"/>
+        <w:ind w:left="360"/>
+        <w:spacing w:before="60" w:after="60" w:line="240" w:lineRule="auto"/>
+      </w:pPr>
+      <w:r>
+        <w:rPr>
+          <w:rFonts w:ascii="Arial" w:hAnsi="Arial" w:cs="Arial"/>
+          <w:color w:val="000000"/>
+          <w:sz w:val="24"/>
+          <w:szCs w:val="24"/>
+        </w:rPr>
+        <w:t xml:space="preserve">• </w:t>
       </w:r>
       <w:r>
         <w:rPr>
@@ -107,16 +179,52 @@
           <w:sz w:val="24"/>
           <w:szCs w:val="24"/>
         </w:rPr>
-        <w:t xml:space="preserve">{total_incidents_text}</w:t>
-      </w:r>
-      <w:r>
-        <w:rPr>
-          <w:rFonts w:ascii="Arial" w:hAnsi="Arial" w:cs="Arial"/>
-          <w:color w:val="000000"/>
-          <w:sz w:val="24"/>
-          <w:szCs w:val="24"/>
-        </w:rPr>
-        <w:t xml:space="preserve"> incidents.</w:t>
+        <w:t xml:space="preserve">{medical_count}</w:t>
+      </w:r>
+      <w:r>
+        <w:rPr>
+          <w:rFonts w:ascii="Arial" w:hAnsi="Arial" w:cs="Arial"/>
+          <w:color w:val="000000"/>
+          <w:sz w:val="24"/>
+          <w:szCs w:val="24"/>
+        </w:rPr>
+        <w:t xml:space="preserve"> Medical Emergencies,</w:t>
+      </w:r>
+    </w:p>
+    <w:p>
+      <w:pPr>
+        <w:jc w:val="both"/>
+        <w:ind w:left="360"/>
+        <w:spacing w:before="60" w:after="60" w:line="240" w:lineRule="auto"/>
+      </w:pPr>
+      <w:r>
+        <w:rPr>
+          <w:rFonts w:ascii="Arial" w:hAnsi="Arial" w:cs="Arial"/>
+          <w:color w:val="000000"/>
+          <w:sz w:val="24"/>
+          <w:szCs w:val="24"/>
+        </w:rPr>
+        <w:t xml:space="preserve">• and </w:t>
+      </w:r>
+      <w:r>
+        <w:rPr>
+          <w:rFonts w:ascii="Arial" w:hAnsi="Arial" w:cs="Arial"/>
+          <w:b/>
+          <w:bCs/>
+          <w:color w:val="000000"/>
+          <w:sz w:val="24"/>
+          <w:szCs w:val="24"/>
+        </w:rPr>
+        <w:t xml:space="preserve">{medical_conduction_count}</w:t>
+      </w:r>
+      <w:r>
+        <w:rPr>
+          <w:rFonts w:ascii="Arial" w:hAnsi="Arial" w:cs="Arial"/>
+          <w:color w:val="000000"/>
+          <w:sz w:val="24"/>
+          <w:szCs w:val="24"/>
+        </w:rPr>
+        <w:t xml:space="preserve"> Medical Conductions.</w:t>
       </w:r>
     </w:p>
     <w:p>
@@ -136,7 +244,7 @@
           <w:sz w:val="24"/>
           <w:szCs w:val="24"/>
         </w:rPr>
-        <w:t xml:space="preserve">       These included </w:t>
+        <w:t xml:space="preserve">Most trauma cases involved </w:t>
       </w:r>
       <w:r>
         <w:rPr>
@@ -147,16 +255,16 @@
           <w:sz w:val="24"/>
           <w:szCs w:val="24"/>
         </w:rPr>
-        <w:t xml:space="preserve">{trauma_count_text}</w:t>
-      </w:r>
-      <w:r>
-        <w:rPr>
-          <w:rFonts w:ascii="Arial" w:hAnsi="Arial" w:cs="Arial"/>
-          <w:color w:val="000000"/>
-          <w:sz w:val="24"/>
-          <w:szCs w:val="24"/>
-        </w:rPr>
-        <w:t xml:space="preserve"> Trauma Emergencies, </w:t>
+        <w:t xml:space="preserve">{top_trauma_causes}</w:t>
+      </w:r>
+      <w:r>
+        <w:rPr>
+          <w:rFonts w:ascii="Arial" w:hAnsi="Arial" w:cs="Arial"/>
+          <w:color w:val="000000"/>
+          <w:sz w:val="24"/>
+          <w:szCs w:val="24"/>
+        </w:rPr>
+        <w:t xml:space="preserve">, resulting in </w:t>
       </w:r>
       <w:r>
         <w:rPr>
@@ -167,17 +275,28 @@
           <w:sz w:val="24"/>
           <w:szCs w:val="24"/>
         </w:rPr>
-        <w:t xml:space="preserve">{medical_count_text}</w:t>
-      </w:r>
-      <w:r>
-        <w:rPr>
-          <w:rFonts w:ascii="Arial" w:hAnsi="Arial" w:cs="Arial"/>
-          <w:color w:val="000000"/>
-          <w:sz w:val="24"/>
-          <w:szCs w:val="24"/>
-        </w:rPr>
-        <w:t xml:space="preserve"> Medical Emergencies, and </w:t>
-      </w:r>
+        <w:t xml:space="preserve">{common_injuries}</w:t>
+      </w:r>
+      <w:r>
+        <w:rPr>
+          <w:rFonts w:ascii="Arial" w:hAnsi="Arial" w:cs="Arial"/>
+          <w:color w:val="000000"/>
+          <w:sz w:val="24"/>
+          <w:szCs w:val="24"/>
+        </w:rPr>
+        <w:t xml:space="preserve">.</w:t>
+      </w:r>
+    </w:p>
+    <w:p>
+      <w:pPr>
+        <w:spacing w:after="120" w:line="240" w:lineRule="auto"/>
+      </w:pPr>
+    </w:p>
+    <w:p>
+      <w:pPr>
+        <w:jc w:val="both"/>
+        <w:spacing w:before="120" w:after="120" w:line="240" w:lineRule="auto"/>
+      </w:pPr>
       <w:r>
         <w:rPr>
           <w:rFonts w:ascii="Arial" w:hAnsi="Arial" w:cs="Arial"/>
@@ -187,16 +306,56 @@
           <w:sz w:val="24"/>
           <w:szCs w:val="24"/>
         </w:rPr>
-        <w:t xml:space="preserve">{conduction_count_text}</w:t>
-      </w:r>
-      <w:r>
-        <w:rPr>
-          <w:rFonts w:ascii="Arial" w:hAnsi="Arial" w:cs="Arial"/>
-          <w:color w:val="000000"/>
-          <w:sz w:val="24"/>
-          <w:szCs w:val="24"/>
-        </w:rPr>
-        <w:t xml:space="preserve"> Medical Conductions.</w:t>
+        <w:t xml:space="preserve">{dead_count}</w:t>
+      </w:r>
+      <w:r>
+        <w:rPr>
+          <w:rFonts w:ascii="Arial" w:hAnsi="Arial" w:cs="Arial"/>
+          <w:color w:val="000000"/>
+          <w:sz w:val="24"/>
+          <w:szCs w:val="24"/>
+        </w:rPr>
+        <w:t xml:space="preserve"> patients were reported dead on the spot, while </w:t>
+      </w:r>
+      <w:r>
+        <w:rPr>
+          <w:rFonts w:ascii="Arial" w:hAnsi="Arial" w:cs="Arial"/>
+          <w:b/>
+          <w:bCs/>
+          <w:color w:val="000000"/>
+          <w:sz w:val="24"/>
+          <w:szCs w:val="24"/>
+        </w:rPr>
+        <w:t xml:space="preserve">{transported_count}</w:t>
+      </w:r>
+      <w:r>
+        <w:rPr>
+          <w:rFonts w:ascii="Arial" w:hAnsi="Arial" w:cs="Arial"/>
+          <w:color w:val="000000"/>
+          <w:sz w:val="24"/>
+          <w:szCs w:val="24"/>
+        </w:rPr>
+        <w:t xml:space="preserve"> were transported after receiving proper care, except for </w:t>
+      </w:r>
+      <w:r>
+        <w:rPr>
+          <w:rFonts w:ascii="Arial" w:hAnsi="Arial" w:cs="Arial"/>
+          <w:b/>
+          <w:bCs/>
+          <w:color w:val="000000"/>
+          <w:sz w:val="24"/>
+          <w:szCs w:val="24"/>
+        </w:rPr>
+        <w:t xml:space="preserve">{refused_count}</w:t>
+      </w:r>
+      <w:r>
+        <w:rPr>
+          <w:rFonts w:ascii="Arial" w:hAnsi="Arial" w:cs="Arial"/>
+          <w:color w:val="000000"/>
+          <w:sz w:val="24"/>
+          <w:szCs w:val="24"/>
+        </w:rPr>
+        <w:t xml:space="preserve"> patient who refused transport.</w:t>
       </w:r>
     </w:p>
     <w:p>
@@ -216,8 +375,14 @@
           <w:sz w:val="24"/>
           <w:szCs w:val="24"/>
         </w:rPr>
-        <w:t xml:space="preserve">       Most trauma cases involved </w:t>
-      </w:r>
+        <w:t xml:space="preserve">Medical emergencies commonly involved </w:t>
+      </w:r>
+    </w:p>
+    <w:p>
+      <w:pPr>
+        <w:jc w:val="both"/>
+        <w:spacing w:before="120" w:after="120" w:line="240" w:lineRule="auto"/>
+      </w:pPr>
       <w:r>
         <w:rPr>
           <w:rFonts w:ascii="Arial" w:hAnsi="Arial" w:cs="Arial"/>
@@ -227,17 +392,43 @@
           <w:sz w:val="24"/>
           <w:szCs w:val="24"/>
         </w:rPr>
-        <w:t xml:space="preserve">{top_trauma_causes}</w:t>
-      </w:r>
-      <w:r>
-        <w:rPr>
-          <w:rFonts w:ascii="Arial" w:hAnsi="Arial" w:cs="Arial"/>
-          <w:color w:val="000000"/>
-          <w:sz w:val="24"/>
-          <w:szCs w:val="24"/>
-        </w:rPr>
-        <w:t xml:space="preserve"> resulting in </w:t>
-      </w:r>
+        <w:t xml:space="preserve">{top_medical_complaints}</w:t>
+      </w:r>
+      <w:r>
+        <w:rPr>
+          <w:rFonts w:ascii="Arial" w:hAnsi="Arial" w:cs="Arial"/>
+          <w:color w:val="000000"/>
+          <w:sz w:val="24"/>
+          <w:szCs w:val="24"/>
+        </w:rPr>
+        <w:t xml:space="preserve">.</w:t>
+      </w:r>
+    </w:p>
+    <w:p>
+      <w:pPr>
+        <w:spacing w:after="120" w:line="240" w:lineRule="auto"/>
+      </w:pPr>
+    </w:p>
+    <w:p>
+      <w:pPr>
+        <w:jc w:val="both"/>
+        <w:spacing w:before="120" w:after="120" w:line="240" w:lineRule="auto"/>
+      </w:pPr>
+      <w:r>
+        <w:rPr>
+          <w:rFonts w:ascii="Arial" w:hAnsi="Arial" w:cs="Arial"/>
+          <w:color w:val="000000"/>
+          <w:sz w:val="24"/>
+          <w:szCs w:val="24"/>
+        </w:rPr>
+        <w:t xml:space="preserve">Medical conduction cases involved </w:t>
+      </w:r>
+    </w:p>
+    <w:p>
+      <w:pPr>
+        <w:jc w:val="both"/>
+        <w:spacing w:before="120" w:after="120" w:line="240" w:lineRule="auto"/>
+      </w:pPr>
       <w:r>
         <w:rPr>
           <w:rFonts w:ascii="Arial" w:hAnsi="Arial" w:cs="Arial"/>
@@ -247,25 +438,16 @@
           <w:sz w:val="24"/>
           <w:szCs w:val="24"/>
         </w:rPr>
-        <w:t xml:space="preserve">{common_injuries}</w:t>
-      </w:r>
-      <w:r>
-        <w:rPr>
-          <w:rFonts w:ascii="Arial" w:hAnsi="Arial" w:cs="Arial"/>
-          <w:color w:val="000000"/>
-          <w:sz w:val="24"/>
-          <w:szCs w:val="24"/>
-        </w:rPr>
-        <w:t xml:space="preserve">, while some patients were under alcohol intoxication. </w:t>
-      </w:r>
-      <w:r>
-        <w:rPr>
-          <w:rFonts w:ascii="Arial" w:hAnsi="Arial" w:cs="Arial"/>
-          <w:color w:val="000000"/>
-          <w:sz w:val="24"/>
-          <w:szCs w:val="24"/>
-        </w:rPr>
-        <w:t xml:space="preserve">{trauma_disposition_narrative}</w:t>
+        <w:t xml:space="preserve">{medical_conduction_purposes}</w:t>
+      </w:r>
+      <w:r>
+        <w:rPr>
+          <w:rFonts w:ascii="Arial" w:hAnsi="Arial" w:cs="Arial"/>
+          <w:color w:val="000000"/>
+          <w:sz w:val="24"/>
+          <w:szCs w:val="24"/>
+        </w:rPr>
+        <w:t xml:space="preserve">.</w:t>
       </w:r>
     </w:p>
     <w:p>
@@ -285,8 +467,14 @@
           <w:sz w:val="24"/>
           <w:szCs w:val="24"/>
         </w:rPr>
-        <w:t xml:space="preserve">       Medical emergencies commonly involved </w:t>
-      </w:r>
+        <w:t xml:space="preserve">Throughout the month, </w:t>
+      </w:r>
+    </w:p>
+    <w:p>
+      <w:pPr>
+        <w:jc w:val="both"/>
+        <w:spacing w:before="120" w:after="120" w:line="240" w:lineRule="auto"/>
+      </w:pPr>
       <w:r>
         <w:rPr>
           <w:rFonts w:ascii="Arial" w:hAnsi="Arial" w:cs="Arial"/>
@@ -296,76 +484,16 @@
           <w:sz w:val="24"/>
           <w:szCs w:val="24"/>
         </w:rPr>
-        <w:t xml:space="preserve">{top_medical_complaints}</w:t>
-      </w:r>
-      <w:r>
-        <w:rPr>
-          <w:rFonts w:ascii="Arial" w:hAnsi="Arial" w:cs="Arial"/>
-          <w:color w:val="000000"/>
-          <w:sz w:val="24"/>
-          <w:szCs w:val="24"/>
-        </w:rPr>
-        <w:t xml:space="preserve">.</w:t>
-      </w:r>
-    </w:p>
-    <w:p>
-      <w:pPr>
-        <w:spacing w:after="120" w:line="240" w:lineRule="auto"/>
-      </w:pPr>
-    </w:p>
-    <w:p>
-      <w:pPr>
-        <w:jc w:val="both"/>
-        <w:spacing w:before="120" w:after="120" w:line="240" w:lineRule="auto"/>
-      </w:pPr>
-      <w:r>
-        <w:rPr>
-          <w:rFonts w:ascii="Arial" w:hAnsi="Arial" w:cs="Arial"/>
-          <w:color w:val="000000"/>
-          <w:sz w:val="24"/>
-          <w:szCs w:val="24"/>
-        </w:rPr>
-        <w:t xml:space="preserve">       Medical conduction cases involved </w:t>
-      </w:r>
-      <w:r>
-        <w:rPr>
-          <w:rFonts w:ascii="Arial" w:hAnsi="Arial" w:cs="Arial"/>
-          <w:b/>
-          <w:bCs/>
-          <w:color w:val="000000"/>
-          <w:sz w:val="24"/>
-          <w:szCs w:val="24"/>
-        </w:rPr>
-        <w:t xml:space="preserve">{medical_conduction_purposes}</w:t>
-      </w:r>
-      <w:r>
-        <w:rPr>
-          <w:rFonts w:ascii="Arial" w:hAnsi="Arial" w:cs="Arial"/>
-          <w:color w:val="000000"/>
-          <w:sz w:val="24"/>
-          <w:szCs w:val="24"/>
-        </w:rPr>
-        <w:t xml:space="preserve">.</w:t>
-      </w:r>
-    </w:p>
-    <w:p>
-      <w:pPr>
-        <w:spacing w:after="120" w:line="240" w:lineRule="auto"/>
-      </w:pPr>
-    </w:p>
-    <w:p>
-      <w:pPr>
-        <w:jc w:val="both"/>
-        <w:spacing w:before="120" w:after="120" w:line="240" w:lineRule="auto"/>
-      </w:pPr>
-      <w:r>
-        <w:rPr>
-          <w:rFonts w:ascii="Arial" w:hAnsi="Arial" w:cs="Arial"/>
-          <w:color w:val="000000"/>
-          <w:sz w:val="24"/>
-          <w:szCs w:val="24"/>
-        </w:rPr>
-        <w:t xml:space="preserve">       Throughout the month, the four (4) teams of the MDRRMO emergency responders, radio operators, and operations personnel diligently and effectively performed their duties in responding to all reported incidents.</w:t>
+        <w:t xml:space="preserve">{team_count}</w:t>
+      </w:r>
+      <w:r>
+        <w:rPr>
+          <w:rFonts w:ascii="Arial" w:hAnsi="Arial" w:cs="Arial"/>
+          <w:color w:val="000000"/>
+          <w:sz w:val="24"/>
+          <w:szCs w:val="24"/>
+        </w:rPr>
+        <w:t xml:space="preserve"> MDRRMO teams effectively responded to all reported incidents.</w:t>
       </w:r>
     </w:p>
     <w:p>

--- a/frontend/public/templates/monthly-template.docx
+++ b/frontend/public/templates/monthly-template.docx
@@ -56,7 +56,47 @@
           <w:sz w:val="24"/>
           <w:szCs w:val="24"/>
         </w:rPr>
-        <w:t xml:space="preserve">,</w:t>
+        <w:t xml:space="preserve">, the Municipal Disaster Risk Reduction and Management Office (</w:t>
+      </w:r>
+      <w:r>
+        <w:rPr>
+          <w:rFonts w:ascii="Arial" w:hAnsi="Arial" w:cs="Arial"/>
+          <w:b/>
+          <w:bCs/>
+          <w:color w:val="000000"/>
+          <w:sz w:val="24"/>
+          <w:szCs w:val="24"/>
+        </w:rPr>
+        <w:t xml:space="preserve">MDRRMO</w:t>
+      </w:r>
+      <w:r>
+        <w:rPr>
+          <w:rFonts w:ascii="Arial" w:hAnsi="Arial" w:cs="Arial"/>
+          <w:color w:val="000000"/>
+          <w:sz w:val="24"/>
+          <w:szCs w:val="24"/>
+        </w:rPr>
+        <w:t xml:space="preserve">) responded to </w:t>
+      </w:r>
+      <w:r>
+        <w:rPr>
+          <w:rFonts w:ascii="Arial" w:hAnsi="Arial" w:cs="Arial"/>
+          <w:b/>
+          <w:bCs/>
+          <w:color w:val="000000"/>
+          <w:sz w:val="24"/>
+          <w:szCs w:val="24"/>
+        </w:rPr>
+        <w:t xml:space="preserve">{total_incidents}</w:t>
+      </w:r>
+      <w:r>
+        <w:rPr>
+          <w:rFonts w:ascii="Arial" w:hAnsi="Arial" w:cs="Arial"/>
+          <w:color w:val="000000"/>
+          <w:sz w:val="24"/>
+          <w:szCs w:val="24"/>
+        </w:rPr>
+        <w:t xml:space="preserve"> incidents.</w:t>
       </w:r>
     </w:p>
     <w:p>
@@ -76,47 +116,21 @@
           <w:sz w:val="24"/>
           <w:szCs w:val="24"/>
         </w:rPr>
-        <w:t xml:space="preserve">the MDRRMO handled a total of </w:t>
-      </w:r>
-      <w:r>
-        <w:rPr>
-          <w:rFonts w:ascii="Arial" w:hAnsi="Arial" w:cs="Arial"/>
-          <w:b/>
-          <w:bCs/>
-          <w:color w:val="000000"/>
-          <w:sz w:val="24"/>
-          <w:szCs w:val="24"/>
-        </w:rPr>
-        <w:t xml:space="preserve">{total_incidents}</w:t>
-      </w:r>
-      <w:r>
-        <w:rPr>
-          <w:rFonts w:ascii="Arial" w:hAnsi="Arial" w:cs="Arial"/>
-          <w:color w:val="000000"/>
-          <w:sz w:val="24"/>
-          <w:szCs w:val="24"/>
-        </w:rPr>
-        <w:t xml:space="preserve"> incidents.</w:t>
+        <w:t xml:space="preserve">The recorded incidents included:</w:t>
       </w:r>
     </w:p>
     <w:p>
       <w:pPr>
         <w:spacing w:after="120" w:line="240" w:lineRule="auto"/>
       </w:pPr>
-    </w:p>
-    <w:p>
-      <w:pPr>
-        <w:jc w:val="both"/>
-        <w:spacing w:before="120" w:after="120" w:line="240" w:lineRule="auto"/>
-      </w:pPr>
-      <w:r>
-        <w:rPr>
-          <w:rFonts w:ascii="Arial" w:hAnsi="Arial" w:cs="Arial"/>
-          <w:color w:val="000000"/>
-          <w:sz w:val="24"/>
-          <w:szCs w:val="24"/>
-        </w:rPr>
-        <w:t xml:space="preserve">These included</w:t>
+      <w:r>
+        <w:rPr>
+          <w:rFonts w:ascii="Arial" w:hAnsi="Arial" w:cs="Arial"/>
+          <w:color w:val="000000"/>
+          <w:sz w:val="24"/>
+          <w:szCs w:val="24"/>
+        </w:rPr>
+        <w:t xml:space="preserve">{#type_counts}</w:t>
       </w:r>
     </w:p>
     <w:p>
@@ -143,16 +157,104 @@
           <w:sz w:val="24"/>
           <w:szCs w:val="24"/>
         </w:rPr>
-        <w:t xml:space="preserve">{trauma_count}</w:t>
-      </w:r>
-      <w:r>
-        <w:rPr>
-          <w:rFonts w:ascii="Arial" w:hAnsi="Arial" w:cs="Arial"/>
-          <w:color w:val="000000"/>
-          <w:sz w:val="24"/>
-          <w:szCs w:val="24"/>
-        </w:rPr>
-        <w:t xml:space="preserve"> Trauma Emergencies,</w:t>
+        <w:t xml:space="preserve">{type_name}</w:t>
+      </w:r>
+      <w:r>
+        <w:rPr>
+          <w:rFonts w:ascii="Arial" w:hAnsi="Arial" w:cs="Arial"/>
+          <w:color w:val="000000"/>
+          <w:sz w:val="24"/>
+          <w:szCs w:val="24"/>
+        </w:rPr>
+        <w:t xml:space="preserve"> (</w:t>
+      </w:r>
+      <w:r>
+        <w:rPr>
+          <w:rFonts w:ascii="Arial" w:hAnsi="Arial" w:cs="Arial"/>
+          <w:b/>
+          <w:bCs/>
+          <w:color w:val="000000"/>
+          <w:sz w:val="24"/>
+          <w:szCs w:val="24"/>
+        </w:rPr>
+        <w:t xml:space="preserve">{count}</w:t>
+      </w:r>
+      <w:r>
+        <w:rPr>
+          <w:rFonts w:ascii="Arial" w:hAnsi="Arial" w:cs="Arial"/>
+          <w:color w:val="000000"/>
+          <w:sz w:val="24"/>
+          <w:szCs w:val="24"/>
+        </w:rPr>
+        <w:t xml:space="preserve">)</w:t>
+      </w:r>
+    </w:p>
+    <w:p>
+      <w:pPr>
+        <w:spacing w:after="120" w:line="240" w:lineRule="auto"/>
+      </w:pPr>
+      <w:r>
+        <w:rPr>
+          <w:rFonts w:ascii="Arial" w:hAnsi="Arial" w:cs="Arial"/>
+          <w:color w:val="000000"/>
+          <w:sz w:val="24"/>
+          <w:szCs w:val="24"/>
+        </w:rPr>
+        <w:t xml:space="preserve">{/type_counts}</w:t>
+      </w:r>
+    </w:p>
+    <w:p>
+      <w:pPr>
+        <w:spacing w:after="120" w:line="240" w:lineRule="auto"/>
+      </w:pPr>
+    </w:p>
+    <w:p>
+      <w:pPr>
+        <w:spacing w:after="120" w:line="240" w:lineRule="auto"/>
+      </w:pPr>
+      <w:r>
+        <w:rPr>
+          <w:rFonts w:ascii="Arial" w:hAnsi="Arial" w:cs="Arial"/>
+          <w:color w:val="000000"/>
+          <w:sz w:val="24"/>
+          <w:szCs w:val="24"/>
+        </w:rPr>
+        <w:t xml:space="preserve">{#type_summaries}</w:t>
+      </w:r>
+    </w:p>
+    <w:p>
+      <w:pPr>
+        <w:jc w:val="both"/>
+        <w:spacing w:before="120" w:after="120" w:line="240" w:lineRule="auto"/>
+      </w:pPr>
+      <w:r>
+        <w:rPr>
+          <w:rFonts w:ascii="Arial" w:hAnsi="Arial" w:cs="Arial"/>
+          <w:color w:val="000000"/>
+          <w:sz w:val="24"/>
+          <w:szCs w:val="24"/>
+        </w:rPr>
+        <w:t xml:space="preserve">Among the </w:t>
+      </w:r>
+      <w:r>
+        <w:rPr>
+          <w:rFonts w:ascii="Arial" w:hAnsi="Arial" w:cs="Arial"/>
+          <w:b/>
+          <w:bCs/>
+          <w:color w:val="000000"/>
+          <w:sz w:val="24"/>
+          <w:szCs w:val="24"/>
+        </w:rPr>
+        <w:t xml:space="preserve">{type_name}</w:t>
+      </w:r>
+      <w:r>
+        <w:rPr>
+          <w:rFonts w:ascii="Arial" w:hAnsi="Arial" w:cs="Arial"/>
+          <w:color w:val="000000"/>
+          <w:sz w:val="24"/>
+          <w:szCs w:val="24"/>
+        </w:rPr>
+        <w:t xml:space="preserve">,</w:t>
       </w:r>
     </w:p>
     <w:p>
@@ -168,27 +270,16 @@
           <w:sz w:val="24"/>
           <w:szCs w:val="24"/>
         </w:rPr>
-        <w:t xml:space="preserve">• </w:t>
-      </w:r>
-      <w:r>
-        <w:rPr>
-          <w:rFonts w:ascii="Arial" w:hAnsi="Arial" w:cs="Arial"/>
-          <w:b/>
-          <w:bCs/>
-          <w:color w:val="000000"/>
-          <w:sz w:val="24"/>
-          <w:szCs w:val="24"/>
-        </w:rPr>
-        <w:t xml:space="preserve">{medical_count}</w:t>
-      </w:r>
-      <w:r>
-        <w:rPr>
-          <w:rFonts w:ascii="Arial" w:hAnsi="Arial" w:cs="Arial"/>
-          <w:color w:val="000000"/>
-          <w:sz w:val="24"/>
-          <w:szCs w:val="24"/>
-        </w:rPr>
-        <w:t xml:space="preserve"> Medical Emergencies,</w:t>
+        <w:t xml:space="preserve">• Common Causes: </w:t>
+      </w:r>
+      <w:r>
+        <w:rPr>
+          <w:rFonts w:ascii="Arial" w:hAnsi="Arial" w:cs="Arial"/>
+          <w:color w:val="000000"/>
+          <w:sz w:val="24"/>
+          <w:szCs w:val="24"/>
+        </w:rPr>
+        <w:t xml:space="preserve">{common_causes}</w:t>
       </w:r>
     </w:p>
     <w:p>
@@ -204,33 +295,86 @@
           <w:sz w:val="24"/>
           <w:szCs w:val="24"/>
         </w:rPr>
-        <w:t xml:space="preserve">• and </w:t>
-      </w:r>
-      <w:r>
-        <w:rPr>
-          <w:rFonts w:ascii="Arial" w:hAnsi="Arial" w:cs="Arial"/>
-          <w:b/>
-          <w:bCs/>
-          <w:color w:val="000000"/>
-          <w:sz w:val="24"/>
-          <w:szCs w:val="24"/>
-        </w:rPr>
-        <w:t xml:space="preserve">{medical_conduction_count}</w:t>
-      </w:r>
-      <w:r>
-        <w:rPr>
-          <w:rFonts w:ascii="Arial" w:hAnsi="Arial" w:cs="Arial"/>
-          <w:color w:val="000000"/>
-          <w:sz w:val="24"/>
-          <w:szCs w:val="24"/>
-        </w:rPr>
-        <w:t xml:space="preserve"> Medical Conductions.</w:t>
+        <w:t xml:space="preserve">• Common Injuries or Medical Conditions: </w:t>
+      </w:r>
+      <w:r>
+        <w:rPr>
+          <w:rFonts w:ascii="Arial" w:hAnsi="Arial" w:cs="Arial"/>
+          <w:color w:val="000000"/>
+          <w:sz w:val="24"/>
+          <w:szCs w:val="24"/>
+        </w:rPr>
+        <w:t xml:space="preserve">{common_injuries_conditions}</w:t>
+      </w:r>
+    </w:p>
+    <w:p>
+      <w:pPr>
+        <w:jc w:val="both"/>
+        <w:ind w:left="360"/>
+        <w:spacing w:before="60" w:after="60" w:line="240" w:lineRule="auto"/>
+      </w:pPr>
+      <w:r>
+        <w:rPr>
+          <w:rFonts w:ascii="Arial" w:hAnsi="Arial" w:cs="Arial"/>
+          <w:color w:val="000000"/>
+          <w:sz w:val="24"/>
+          <w:szCs w:val="24"/>
+        </w:rPr>
+        <w:t xml:space="preserve">• Responder Actions: </w:t>
+      </w:r>
+      <w:r>
+        <w:rPr>
+          <w:rFonts w:ascii="Arial" w:hAnsi="Arial" w:cs="Arial"/>
+          <w:color w:val="000000"/>
+          <w:sz w:val="24"/>
+          <w:szCs w:val="24"/>
+        </w:rPr>
+        <w:t xml:space="preserve">{responder_actions}</w:t>
+      </w:r>
+    </w:p>
+    <w:p>
+      <w:pPr>
+        <w:jc w:val="both"/>
+        <w:ind w:left="360"/>
+        <w:spacing w:before="60" w:after="60" w:line="240" w:lineRule="auto"/>
+      </w:pPr>
+      <w:r>
+        <w:rPr>
+          <w:rFonts w:ascii="Arial" w:hAnsi="Arial" w:cs="Arial"/>
+          <w:color w:val="000000"/>
+          <w:sz w:val="24"/>
+          <w:szCs w:val="24"/>
+        </w:rPr>
+        <w:t xml:space="preserve">• Patient Outcomes: </w:t>
+      </w:r>
+      <w:r>
+        <w:rPr>
+          <w:rFonts w:ascii="Arial" w:hAnsi="Arial" w:cs="Arial"/>
+          <w:color w:val="000000"/>
+          <w:sz w:val="24"/>
+          <w:szCs w:val="24"/>
+        </w:rPr>
+        <w:t xml:space="preserve">{patient_outcomes}</w:t>
       </w:r>
     </w:p>
     <w:p>
       <w:pPr>
         <w:spacing w:after="120" w:line="240" w:lineRule="auto"/>
       </w:pPr>
+    </w:p>
+    <w:p>
+      <w:pPr>
+        <w:spacing w:after="120" w:line="240" w:lineRule="auto"/>
+      </w:pPr>
+      <w:r>
+        <w:rPr>
+          <w:rFonts w:ascii="Arial" w:hAnsi="Arial" w:cs="Arial"/>
+          <w:color w:val="000000"/>
+          <w:sz w:val="24"/>
+          <w:szCs w:val="24"/>
+        </w:rPr>
+        <w:t xml:space="preserve">{/type_summaries}</w:t>
+      </w:r>
     </w:p>
     <w:p>
       <w:pPr>
@@ -244,38 +388,16 @@
           <w:sz w:val="24"/>
           <w:szCs w:val="24"/>
         </w:rPr>
-        <w:t xml:space="preserve">Most trauma cases involved </w:t>
-      </w:r>
-      <w:r>
-        <w:rPr>
-          <w:rFonts w:ascii="Arial" w:hAnsi="Arial" w:cs="Arial"/>
-          <w:b/>
-          <w:bCs/>
-          <w:color w:val="000000"/>
-          <w:sz w:val="24"/>
-          <w:szCs w:val="24"/>
-        </w:rPr>
-        <w:t xml:space="preserve">{top_trauma_causes}</w:t>
-      </w:r>
-      <w:r>
-        <w:rPr>
-          <w:rFonts w:ascii="Arial" w:hAnsi="Arial" w:cs="Arial"/>
-          <w:color w:val="000000"/>
-          <w:sz w:val="24"/>
-          <w:szCs w:val="24"/>
-        </w:rPr>
-        <w:t xml:space="preserve">, resulting in </w:t>
-      </w:r>
-      <w:r>
-        <w:rPr>
-          <w:rFonts w:ascii="Arial" w:hAnsi="Arial" w:cs="Arial"/>
-          <w:b/>
-          <w:bCs/>
-          <w:color w:val="000000"/>
-          <w:sz w:val="24"/>
-          <w:szCs w:val="24"/>
-        </w:rPr>
-        <w:t xml:space="preserve">{common_injuries}</w:t>
+        <w:t xml:space="preserve">       Significant trends observed throughout the month included: </w:t>
+      </w:r>
+      <w:r>
+        <w:rPr>
+          <w:rFonts w:ascii="Arial" w:hAnsi="Arial" w:cs="Arial"/>
+          <w:color w:val="000000"/>
+          <w:sz w:val="24"/>
+          <w:szCs w:val="24"/>
+        </w:rPr>
+        <w:t xml:space="preserve">{monthly_trends}</w:t>
       </w:r>
       <w:r>
         <w:rPr>
@@ -300,200 +422,11 @@
       <w:r>
         <w:rPr>
           <w:rFonts w:ascii="Arial" w:hAnsi="Arial" w:cs="Arial"/>
-          <w:b/>
-          <w:bCs/>
-          <w:color w:val="000000"/>
-          <w:sz w:val="24"/>
-          <w:szCs w:val="24"/>
-        </w:rPr>
-        <w:t xml:space="preserve">{dead_count}</w:t>
-      </w:r>
-      <w:r>
-        <w:rPr>
-          <w:rFonts w:ascii="Arial" w:hAnsi="Arial" w:cs="Arial"/>
-          <w:color w:val="000000"/>
-          <w:sz w:val="24"/>
-          <w:szCs w:val="24"/>
-        </w:rPr>
-        <w:t xml:space="preserve"> patients were reported dead on the spot, while </w:t>
-      </w:r>
-      <w:r>
-        <w:rPr>
-          <w:rFonts w:ascii="Arial" w:hAnsi="Arial" w:cs="Arial"/>
-          <w:b/>
-          <w:bCs/>
-          <w:color w:val="000000"/>
-          <w:sz w:val="24"/>
-          <w:szCs w:val="24"/>
-        </w:rPr>
-        <w:t xml:space="preserve">{transported_count}</w:t>
-      </w:r>
-      <w:r>
-        <w:rPr>
-          <w:rFonts w:ascii="Arial" w:hAnsi="Arial" w:cs="Arial"/>
-          <w:color w:val="000000"/>
-          <w:sz w:val="24"/>
-          <w:szCs w:val="24"/>
-        </w:rPr>
-        <w:t xml:space="preserve"> were transported after receiving proper care, except for </w:t>
-      </w:r>
-      <w:r>
-        <w:rPr>
-          <w:rFonts w:ascii="Arial" w:hAnsi="Arial" w:cs="Arial"/>
-          <w:b/>
-          <w:bCs/>
-          <w:color w:val="000000"/>
-          <w:sz w:val="24"/>
-          <w:szCs w:val="24"/>
-        </w:rPr>
-        <w:t xml:space="preserve">{refused_count}</w:t>
-      </w:r>
-      <w:r>
-        <w:rPr>
-          <w:rFonts w:ascii="Arial" w:hAnsi="Arial" w:cs="Arial"/>
-          <w:color w:val="000000"/>
-          <w:sz w:val="24"/>
-          <w:szCs w:val="24"/>
-        </w:rPr>
-        <w:t xml:space="preserve"> patient who refused transport.</w:t>
-      </w:r>
-    </w:p>
-    <w:p>
-      <w:pPr>
-        <w:spacing w:after="120" w:line="240" w:lineRule="auto"/>
-      </w:pPr>
-    </w:p>
-    <w:p>
-      <w:pPr>
-        <w:jc w:val="both"/>
-        <w:spacing w:before="120" w:after="120" w:line="240" w:lineRule="auto"/>
-      </w:pPr>
-      <w:r>
-        <w:rPr>
-          <w:rFonts w:ascii="Arial" w:hAnsi="Arial" w:cs="Arial"/>
-          <w:color w:val="000000"/>
-          <w:sz w:val="24"/>
-          <w:szCs w:val="24"/>
-        </w:rPr>
-        <w:t xml:space="preserve">Medical emergencies commonly involved </w:t>
-      </w:r>
-    </w:p>
-    <w:p>
-      <w:pPr>
-        <w:jc w:val="both"/>
-        <w:spacing w:before="120" w:after="120" w:line="240" w:lineRule="auto"/>
-      </w:pPr>
-      <w:r>
-        <w:rPr>
-          <w:rFonts w:ascii="Arial" w:hAnsi="Arial" w:cs="Arial"/>
-          <w:b/>
-          <w:bCs/>
-          <w:color w:val="000000"/>
-          <w:sz w:val="24"/>
-          <w:szCs w:val="24"/>
-        </w:rPr>
-        <w:t xml:space="preserve">{top_medical_complaints}</w:t>
-      </w:r>
-      <w:r>
-        <w:rPr>
-          <w:rFonts w:ascii="Arial" w:hAnsi="Arial" w:cs="Arial"/>
-          <w:color w:val="000000"/>
-          <w:sz w:val="24"/>
-          <w:szCs w:val="24"/>
-        </w:rPr>
-        <w:t xml:space="preserve">.</w:t>
-      </w:r>
-    </w:p>
-    <w:p>
-      <w:pPr>
-        <w:spacing w:after="120" w:line="240" w:lineRule="auto"/>
-      </w:pPr>
-    </w:p>
-    <w:p>
-      <w:pPr>
-        <w:jc w:val="both"/>
-        <w:spacing w:before="120" w:after="120" w:line="240" w:lineRule="auto"/>
-      </w:pPr>
-      <w:r>
-        <w:rPr>
-          <w:rFonts w:ascii="Arial" w:hAnsi="Arial" w:cs="Arial"/>
-          <w:color w:val="000000"/>
-          <w:sz w:val="24"/>
-          <w:szCs w:val="24"/>
-        </w:rPr>
-        <w:t xml:space="preserve">Medical conduction cases involved </w:t>
-      </w:r>
-    </w:p>
-    <w:p>
-      <w:pPr>
-        <w:jc w:val="both"/>
-        <w:spacing w:before="120" w:after="120" w:line="240" w:lineRule="auto"/>
-      </w:pPr>
-      <w:r>
-        <w:rPr>
-          <w:rFonts w:ascii="Arial" w:hAnsi="Arial" w:cs="Arial"/>
-          <w:b/>
-          <w:bCs/>
-          <w:color w:val="000000"/>
-          <w:sz w:val="24"/>
-          <w:szCs w:val="24"/>
-        </w:rPr>
-        <w:t xml:space="preserve">{medical_conduction_purposes}</w:t>
-      </w:r>
-      <w:r>
-        <w:rPr>
-          <w:rFonts w:ascii="Arial" w:hAnsi="Arial" w:cs="Arial"/>
-          <w:color w:val="000000"/>
-          <w:sz w:val="24"/>
-          <w:szCs w:val="24"/>
-        </w:rPr>
-        <w:t xml:space="preserve">.</w:t>
-      </w:r>
-    </w:p>
-    <w:p>
-      <w:pPr>
-        <w:spacing w:after="120" w:line="240" w:lineRule="auto"/>
-      </w:pPr>
-    </w:p>
-    <w:p>
-      <w:pPr>
-        <w:jc w:val="both"/>
-        <w:spacing w:before="120" w:after="120" w:line="240" w:lineRule="auto"/>
-      </w:pPr>
-      <w:r>
-        <w:rPr>
-          <w:rFonts w:ascii="Arial" w:hAnsi="Arial" w:cs="Arial"/>
-          <w:color w:val="000000"/>
-          <w:sz w:val="24"/>
-          <w:szCs w:val="24"/>
-        </w:rPr>
-        <w:t xml:space="preserve">Throughout the month, </w:t>
-      </w:r>
-    </w:p>
-    <w:p>
-      <w:pPr>
-        <w:jc w:val="both"/>
-        <w:spacing w:before="120" w:after="120" w:line="240" w:lineRule="auto"/>
-      </w:pPr>
-      <w:r>
-        <w:rPr>
-          <w:rFonts w:ascii="Arial" w:hAnsi="Arial" w:cs="Arial"/>
-          <w:b/>
-          <w:bCs/>
-          <w:color w:val="000000"/>
-          <w:sz w:val="24"/>
-          <w:szCs w:val="24"/>
-        </w:rPr>
-        <w:t xml:space="preserve">{team_count}</w:t>
-      </w:r>
-      <w:r>
-        <w:rPr>
-          <w:rFonts w:ascii="Arial" w:hAnsi="Arial" w:cs="Arial"/>
-          <w:color w:val="000000"/>
-          <w:sz w:val="24"/>
-          <w:szCs w:val="24"/>
-        </w:rPr>
-        <w:t xml:space="preserve"> MDRRMO teams effectively responded to all reported incidents.</w:t>
+          <w:color w:val="000000"/>
+          <w:sz w:val="24"/>
+          <w:szCs w:val="24"/>
+        </w:rPr>
+        <w:t xml:space="preserve">       Throughout the month, the four (4) teams of the MDRRMO emergency responders, radio operators, and operations personnel diligently and effectively performed their duties across all response activities and resource utilization during the reporting period.</w:t>
       </w:r>
     </w:p>
     <w:p>

--- a/frontend/public/templates/monthly-template.docx
+++ b/frontend/public/templates/monthly-template.docx
@@ -76,7 +76,7 @@
           <w:sz w:val="24"/>
           <w:szCs w:val="24"/>
         </w:rPr>
-        <w:t xml:space="preserve">) responded to </w:t>
+        <w:t xml:space="preserve">) emergency responders handled a total of </w:t>
       </w:r>
       <w:r>
         <w:rPr>
@@ -116,48 +116,7 @@
           <w:sz w:val="24"/>
           <w:szCs w:val="24"/>
         </w:rPr>
-        <w:t xml:space="preserve">The recorded incidents included:</w:t>
-      </w:r>
-    </w:p>
-    <w:p>
-      <w:pPr>
-        <w:spacing w:after="120" w:line="240" w:lineRule="auto"/>
-      </w:pPr>
-      <w:r>
-        <w:rPr>
-          <w:rFonts w:ascii="Arial" w:hAnsi="Arial" w:cs="Arial"/>
-          <w:color w:val="000000"/>
-          <w:sz w:val="24"/>
-          <w:szCs w:val="24"/>
-        </w:rPr>
-        <w:t xml:space="preserve">{#type_counts}</w:t>
-      </w:r>
-    </w:p>
-    <w:p>
-      <w:pPr>
-        <w:jc w:val="both"/>
-        <w:ind w:left="360"/>
-        <w:spacing w:before="60" w:after="60" w:line="240" w:lineRule="auto"/>
-      </w:pPr>
-      <w:r>
-        <w:rPr>
-          <w:rFonts w:ascii="Arial" w:hAnsi="Arial" w:cs="Arial"/>
-          <w:color w:val="000000"/>
-          <w:sz w:val="24"/>
-          <w:szCs w:val="24"/>
-        </w:rPr>
-        <w:t xml:space="preserve">• </w:t>
-      </w:r>
-      <w:r>
-        <w:rPr>
-          <w:rFonts w:ascii="Arial" w:hAnsi="Arial" w:cs="Arial"/>
-          <w:b/>
-          <w:bCs/>
-          <w:color w:val="000000"/>
-          <w:sz w:val="24"/>
-          <w:szCs w:val="24"/>
-        </w:rPr>
-        <w:t xml:space="preserve">{type_name}</w:t>
+        <w:t xml:space="preserve">       These included </w:t>
       </w:r>
       <w:r>
         <w:rPr>
@@ -166,238 +125,7 @@
           <w:sz w:val="24"/>
           <w:szCs w:val="24"/>
         </w:rPr>
-        <w:t xml:space="preserve"> (</w:t>
-      </w:r>
-      <w:r>
-        <w:rPr>
-          <w:rFonts w:ascii="Arial" w:hAnsi="Arial" w:cs="Arial"/>
-          <w:b/>
-          <w:bCs/>
-          <w:color w:val="000000"/>
-          <w:sz w:val="24"/>
-          <w:szCs w:val="24"/>
-        </w:rPr>
-        <w:t xml:space="preserve">{count}</w:t>
-      </w:r>
-      <w:r>
-        <w:rPr>
-          <w:rFonts w:ascii="Arial" w:hAnsi="Arial" w:cs="Arial"/>
-          <w:color w:val="000000"/>
-          <w:sz w:val="24"/>
-          <w:szCs w:val="24"/>
-        </w:rPr>
-        <w:t xml:space="preserve">)</w:t>
-      </w:r>
-    </w:p>
-    <w:p>
-      <w:pPr>
-        <w:spacing w:after="120" w:line="240" w:lineRule="auto"/>
-      </w:pPr>
-      <w:r>
-        <w:rPr>
-          <w:rFonts w:ascii="Arial" w:hAnsi="Arial" w:cs="Arial"/>
-          <w:color w:val="000000"/>
-          <w:sz w:val="24"/>
-          <w:szCs w:val="24"/>
-        </w:rPr>
-        <w:t xml:space="preserve">{/type_counts}</w:t>
-      </w:r>
-    </w:p>
-    <w:p>
-      <w:pPr>
-        <w:spacing w:after="120" w:line="240" w:lineRule="auto"/>
-      </w:pPr>
-    </w:p>
-    <w:p>
-      <w:pPr>
-        <w:spacing w:after="120" w:line="240" w:lineRule="auto"/>
-      </w:pPr>
-      <w:r>
-        <w:rPr>
-          <w:rFonts w:ascii="Arial" w:hAnsi="Arial" w:cs="Arial"/>
-          <w:color w:val="000000"/>
-          <w:sz w:val="24"/>
-          <w:szCs w:val="24"/>
-        </w:rPr>
-        <w:t xml:space="preserve">{#type_summaries}</w:t>
-      </w:r>
-    </w:p>
-    <w:p>
-      <w:pPr>
-        <w:jc w:val="both"/>
-        <w:spacing w:before="120" w:after="120" w:line="240" w:lineRule="auto"/>
-      </w:pPr>
-      <w:r>
-        <w:rPr>
-          <w:rFonts w:ascii="Arial" w:hAnsi="Arial" w:cs="Arial"/>
-          <w:color w:val="000000"/>
-          <w:sz w:val="24"/>
-          <w:szCs w:val="24"/>
-        </w:rPr>
-        <w:t xml:space="preserve">Among the </w:t>
-      </w:r>
-      <w:r>
-        <w:rPr>
-          <w:rFonts w:ascii="Arial" w:hAnsi="Arial" w:cs="Arial"/>
-          <w:b/>
-          <w:bCs/>
-          <w:color w:val="000000"/>
-          <w:sz w:val="24"/>
-          <w:szCs w:val="24"/>
-        </w:rPr>
-        <w:t xml:space="preserve">{type_name}</w:t>
-      </w:r>
-      <w:r>
-        <w:rPr>
-          <w:rFonts w:ascii="Arial" w:hAnsi="Arial" w:cs="Arial"/>
-          <w:color w:val="000000"/>
-          <w:sz w:val="24"/>
-          <w:szCs w:val="24"/>
-        </w:rPr>
-        <w:t xml:space="preserve">,</w:t>
-      </w:r>
-    </w:p>
-    <w:p>
-      <w:pPr>
-        <w:jc w:val="both"/>
-        <w:ind w:left="360"/>
-        <w:spacing w:before="60" w:after="60" w:line="240" w:lineRule="auto"/>
-      </w:pPr>
-      <w:r>
-        <w:rPr>
-          <w:rFonts w:ascii="Arial" w:hAnsi="Arial" w:cs="Arial"/>
-          <w:color w:val="000000"/>
-          <w:sz w:val="24"/>
-          <w:szCs w:val="24"/>
-        </w:rPr>
-        <w:t xml:space="preserve">• Common Causes: </w:t>
-      </w:r>
-      <w:r>
-        <w:rPr>
-          <w:rFonts w:ascii="Arial" w:hAnsi="Arial" w:cs="Arial"/>
-          <w:color w:val="000000"/>
-          <w:sz w:val="24"/>
-          <w:szCs w:val="24"/>
-        </w:rPr>
-        <w:t xml:space="preserve">{common_causes}</w:t>
-      </w:r>
-    </w:p>
-    <w:p>
-      <w:pPr>
-        <w:jc w:val="both"/>
-        <w:ind w:left="360"/>
-        <w:spacing w:before="60" w:after="60" w:line="240" w:lineRule="auto"/>
-      </w:pPr>
-      <w:r>
-        <w:rPr>
-          <w:rFonts w:ascii="Arial" w:hAnsi="Arial" w:cs="Arial"/>
-          <w:color w:val="000000"/>
-          <w:sz w:val="24"/>
-          <w:szCs w:val="24"/>
-        </w:rPr>
-        <w:t xml:space="preserve">• Common Injuries or Medical Conditions: </w:t>
-      </w:r>
-      <w:r>
-        <w:rPr>
-          <w:rFonts w:ascii="Arial" w:hAnsi="Arial" w:cs="Arial"/>
-          <w:color w:val="000000"/>
-          <w:sz w:val="24"/>
-          <w:szCs w:val="24"/>
-        </w:rPr>
-        <w:t xml:space="preserve">{common_injuries_conditions}</w:t>
-      </w:r>
-    </w:p>
-    <w:p>
-      <w:pPr>
-        <w:jc w:val="both"/>
-        <w:ind w:left="360"/>
-        <w:spacing w:before="60" w:after="60" w:line="240" w:lineRule="auto"/>
-      </w:pPr>
-      <w:r>
-        <w:rPr>
-          <w:rFonts w:ascii="Arial" w:hAnsi="Arial" w:cs="Arial"/>
-          <w:color w:val="000000"/>
-          <w:sz w:val="24"/>
-          <w:szCs w:val="24"/>
-        </w:rPr>
-        <w:t xml:space="preserve">• Responder Actions: </w:t>
-      </w:r>
-      <w:r>
-        <w:rPr>
-          <w:rFonts w:ascii="Arial" w:hAnsi="Arial" w:cs="Arial"/>
-          <w:color w:val="000000"/>
-          <w:sz w:val="24"/>
-          <w:szCs w:val="24"/>
-        </w:rPr>
-        <w:t xml:space="preserve">{responder_actions}</w:t>
-      </w:r>
-    </w:p>
-    <w:p>
-      <w:pPr>
-        <w:jc w:val="both"/>
-        <w:ind w:left="360"/>
-        <w:spacing w:before="60" w:after="60" w:line="240" w:lineRule="auto"/>
-      </w:pPr>
-      <w:r>
-        <w:rPr>
-          <w:rFonts w:ascii="Arial" w:hAnsi="Arial" w:cs="Arial"/>
-          <w:color w:val="000000"/>
-          <w:sz w:val="24"/>
-          <w:szCs w:val="24"/>
-        </w:rPr>
-        <w:t xml:space="preserve">• Patient Outcomes: </w:t>
-      </w:r>
-      <w:r>
-        <w:rPr>
-          <w:rFonts w:ascii="Arial" w:hAnsi="Arial" w:cs="Arial"/>
-          <w:color w:val="000000"/>
-          <w:sz w:val="24"/>
-          <w:szCs w:val="24"/>
-        </w:rPr>
-        <w:t xml:space="preserve">{patient_outcomes}</w:t>
-      </w:r>
-    </w:p>
-    <w:p>
-      <w:pPr>
-        <w:spacing w:after="120" w:line="240" w:lineRule="auto"/>
-      </w:pPr>
-    </w:p>
-    <w:p>
-      <w:pPr>
-        <w:spacing w:after="120" w:line="240" w:lineRule="auto"/>
-      </w:pPr>
-      <w:r>
-        <w:rPr>
-          <w:rFonts w:ascii="Arial" w:hAnsi="Arial" w:cs="Arial"/>
-          <w:color w:val="000000"/>
-          <w:sz w:val="24"/>
-          <w:szCs w:val="24"/>
-        </w:rPr>
-        <w:t xml:space="preserve">{/type_summaries}</w:t>
-      </w:r>
-    </w:p>
-    <w:p>
-      <w:pPr>
-        <w:jc w:val="both"/>
-        <w:spacing w:before="120" w:after="120" w:line="240" w:lineRule="auto"/>
-      </w:pPr>
-      <w:r>
-        <w:rPr>
-          <w:rFonts w:ascii="Arial" w:hAnsi="Arial" w:cs="Arial"/>
-          <w:color w:val="000000"/>
-          <w:sz w:val="24"/>
-          <w:szCs w:val="24"/>
-        </w:rPr>
-        <w:t xml:space="preserve">       Significant trends observed throughout the month included: </w:t>
-      </w:r>
-      <w:r>
-        <w:rPr>
-          <w:rFonts w:ascii="Arial" w:hAnsi="Arial" w:cs="Arial"/>
-          <w:color w:val="000000"/>
-          <w:sz w:val="24"/>
-          <w:szCs w:val="24"/>
-        </w:rPr>
-        <w:t xml:space="preserve">{monthly_trends}</w:t>
+        <w:t xml:space="preserve">{included_types_sentence}</w:t>
       </w:r>
       <w:r>
         <w:rPr>
@@ -426,7 +154,27 @@
           <w:sz w:val="24"/>
           <w:szCs w:val="24"/>
         </w:rPr>
-        <w:t xml:space="preserve">       Throughout the month, the four (4) teams of the MDRRMO emergency responders, radio operators, and operations personnel diligently and effectively performed their duties across all response activities and resource utilization during the reporting period.</w:t>
+        <w:t xml:space="preserve">{monthly_narrative_paragraphs}</w:t>
+      </w:r>
+    </w:p>
+    <w:p>
+      <w:pPr>
+        <w:spacing w:after="120" w:line="240" w:lineRule="auto"/>
+      </w:pPr>
+    </w:p>
+    <w:p>
+      <w:pPr>
+        <w:jc w:val="both"/>
+        <w:spacing w:before="120" w:after="120" w:line="240" w:lineRule="auto"/>
+      </w:pPr>
+      <w:r>
+        <w:rPr>
+          <w:rFonts w:ascii="Arial" w:hAnsi="Arial" w:cs="Arial"/>
+          <w:color w:val="000000"/>
+          <w:sz w:val="24"/>
+          <w:szCs w:val="24"/>
+        </w:rPr>
+        <w:t xml:space="preserve">       Throughout the month, the four (4) teams of the MDRRMO emergency responders, radio operators, and operations personnel diligently and effectively performed their duties in responding to all reported incidents.</w:t>
       </w:r>
     </w:p>
     <w:p>
